--- a/CMA_Summaries_B3_Ch14.docx
+++ b/CMA_Summaries_B3_Ch14.docx
@@ -4416,6 +4416,142 @@
       </w:tr>
     </w:tbl>
     <w:p/>
+    <w:p>
+      <w:pPr>
+        <w:spacing w:before="44" w:after="10"/>
+      </w:pPr>
+      <w:r>
+        <w:rPr>
+          <w:b/>
+          <w:bCs/>
+          <w:color w:val="353A7C"/>
+          <w:sz w:val="18"/>
+          <w:szCs w:val="18"/>
+        </w:rPr>
+        <w:t xml:space="preserve">The English this section uses, and its Arabic</w:t>
+      </w:r>
+    </w:p>
+    <w:p>
+      <w:pPr>
+        <w:spacing w:before="0" w:after="12"/>
+      </w:pPr>
+      <w:r>
+        <w:rPr>
+          <w:color w:val="6B7280"/>
+          <w:sz w:val="15"/>
+          <w:szCs w:val="15"/>
+        </w:rPr>
+        <w:t xml:space="preserve">Each term sits against what it means.</w:t>
+      </w:r>
+    </w:p>
+    <w:p>
+      <w:pPr>
+        <w:spacing w:after="40" w:before="90"/>
+        <w:jc w:val="center"/>
+      </w:pPr>
+      <w:r>
+        <w:drawing>
+          <wp:inline distT="0" distB="0" distL="0" distR="0">
+            <wp:extent cx="5734050" cy="2218175"/>
+            <wp:effectExtent t="0" r="0" b="0" l="0"/>
+            <wp:docPr id="1" name="" descr="" title=""/>
+            <wp:cNvGraphicFramePr>
+              <a:graphicFrameLocks xmlns:a="http://schemas.openxmlformats.org/drawingml/2006/main" noChangeAspect="1"/>
+            </wp:cNvGraphicFramePr>
+            <a:graphic xmlns:a="http://schemas.openxmlformats.org/drawingml/2006/main">
+              <a:graphicData uri="http://schemas.openxmlformats.org/drawingml/2006/picture">
+                <pic:pic xmlns:pic="http://schemas.openxmlformats.org/drawingml/2006/picture">
+                  <pic:nvPicPr>
+                    <pic:cNvPr id="0" name="" descr=""/>
+                    <pic:cNvPicPr>
+                      <a:picLocks noChangeAspect="1" noChangeArrowheads="1"/>
+                    </pic:cNvPicPr>
+                  </pic:nvPicPr>
+                  <pic:blipFill>
+                    <a:blip r:embed="rId102" cstate="none"/>
+                    <a:srcRect/>
+                    <a:stretch>
+                      <a:fillRect/>
+                    </a:stretch>
+                  </pic:blipFill>
+                  <pic:spPr bwMode="auto">
+                    <a:xfrm>
+                      <a:off x="0" y="0"/>
+                      <a:ext cx="5734050" cy="2218175"/>
+                    </a:xfrm>
+                    <a:prstGeom prst="rect">
+                      <a:avLst/>
+                    </a:prstGeom>
+                  </pic:spPr>
+                </pic:pic>
+              </a:graphicData>
+            </a:graphic>
+          </wp:inline>
+        </w:drawing>
+      </w:r>
+    </w:p>
+    <w:tbl>
+      <w:tblPr>
+        <w:tblW w:type="pct" w:w="100%"/>
+        <w:tblLayout w:type="fixed"/>
+        <w:tblBorders>
+          <w:top w:val="single" w:color="FBFAF6" w:sz="4"/>
+          <w:left w:val="single" w:color="FBFAF6" w:sz="4"/>
+          <w:bottom w:val="single" w:color="FBFAF6" w:sz="4"/>
+          <w:right w:val="single" w:color="FBFAF6" w:sz="4"/>
+          <w:insideH w:val="single" w:color="FBFAF6" w:sz="4"/>
+          <w:insideV w:val="single" w:color="FBFAF6" w:sz="4"/>
+        </w:tblBorders>
+      </w:tblPr>
+      <w:tblGrid>
+        <w:gridCol w:w="9600"/>
+      </w:tblGrid>
+      <w:tr>
+        <w:tc>
+          <w:tcPr>
+            <w:tcW w:type="pct" w:w="5000"/>
+            <w:shd w:fill="FBFAF6" w:val="clear"/>
+            <w:tcMar>
+              <w:top w:type="dxa" w:w="40"/>
+              <w:left w:type="dxa" w:w="100"/>
+              <w:bottom w:type="dxa" w:w="40"/>
+              <w:right w:type="dxa" w:w="100"/>
+            </w:tcMar>
+          </w:tcPr>
+          <w:p>
+            <w:pPr>
+              <w:spacing w:before="18" w:after="6"/>
+            </w:pPr>
+            <w:r>
+              <w:rPr>
+                <w:b/>
+                <w:bCs/>
+                <w:color w:val="6B7280"/>
+                <w:sz w:val="14"/>
+                <w:szCs w:val="14"/>
+              </w:rPr>
+              <w:t xml:space="preserve">word list</w:t>
+            </w:r>
+          </w:p>
+          <w:p>
+            <w:pPr>
+              <w:spacing w:before="0" w:after="18"/>
+            </w:pPr>
+            <w:r>
+              <w:rPr>
+                <w:b/>
+                <w:bCs/>
+                <w:color w:val="353A7C"/>
+                <w:sz w:val="16"/>
+                <w:szCs w:val="16"/>
+              </w:rPr>
+              <w:t xml:space="preserve">corrective action   ·   denominator level   ·   fixed overhead spending variance</w:t>
+            </w:r>
+          </w:p>
+        </w:tc>
+      </w:tr>
+    </w:tbl>
+    <w:p/>
     <w:tbl>
       <w:tblPr>
         <w:tblW w:type="pct" w:w="100%"/>
@@ -4794,14 +4930,14 @@
                 <w:sz w:val="16"/>
                 <w:szCs w:val="16"/>
               </w:rPr>
-              <w:t xml:space="preserve">8  </w:t>
-            </w:r>
-            <w:r>
-              <w:rPr>
-                <w:sz w:val="16"/>
-                <w:szCs w:val="16"/>
-              </w:rPr>
-              <w:t xml:space="preserve">Production-volume variance</w:t>
+              <w:t xml:space="preserve">9  </w:t>
+            </w:r>
+            <w:r>
+              <w:rPr>
+                <w:sz w:val="16"/>
+                <w:szCs w:val="16"/>
+              </w:rPr>
+              <w:t xml:space="preserve">production-volume</w:t>
             </w:r>
           </w:p>
         </w:tc>
@@ -4862,14 +4998,14 @@
                 <w:sz w:val="16"/>
                 <w:szCs w:val="16"/>
               </w:rPr>
-              <w:t xml:space="preserve">9  </w:t>
-            </w:r>
-            <w:r>
-              <w:rPr>
-                <w:sz w:val="16"/>
-                <w:szCs w:val="16"/>
-              </w:rPr>
-              <w:t xml:space="preserve">production-volume</w:t>
+              <w:t xml:space="preserve">10  </w:t>
+            </w:r>
+            <w:r>
+              <w:rPr>
+                <w:sz w:val="16"/>
+                <w:szCs w:val="16"/>
+              </w:rPr>
+              <w:t xml:space="preserve">measure</w:t>
             </w:r>
           </w:p>
         </w:tc>
@@ -4930,14 +5066,14 @@
                 <w:sz w:val="16"/>
                 <w:szCs w:val="16"/>
               </w:rPr>
-              <w:t xml:space="preserve">10  </w:t>
-            </w:r>
-            <w:r>
-              <w:rPr>
-                <w:sz w:val="16"/>
-                <w:szCs w:val="16"/>
-              </w:rPr>
-              <w:t xml:space="preserve">measure</w:t>
+              <w:t xml:space="preserve">11  </w:t>
+            </w:r>
+            <w:r>
+              <w:rPr>
+                <w:sz w:val="16"/>
+                <w:szCs w:val="16"/>
+              </w:rPr>
+              <w:t xml:space="preserve">division</w:t>
             </w:r>
           </w:p>
         </w:tc>
@@ -4998,14 +5134,14 @@
                 <w:sz w:val="16"/>
                 <w:szCs w:val="16"/>
               </w:rPr>
-              <w:t xml:space="preserve">11  </w:t>
-            </w:r>
-            <w:r>
-              <w:rPr>
-                <w:sz w:val="16"/>
-                <w:szCs w:val="16"/>
-              </w:rPr>
-              <w:t xml:space="preserve">division</w:t>
+              <w:t xml:space="preserve">12  </w:t>
+            </w:r>
+            <w:r>
+              <w:rPr>
+                <w:sz w:val="16"/>
+                <w:szCs w:val="16"/>
+              </w:rPr>
+              <w:t xml:space="preserve">production-volume</w:t>
             </w:r>
           </w:p>
         </w:tc>
@@ -5066,14 +5202,14 @@
                 <w:sz w:val="16"/>
                 <w:szCs w:val="16"/>
               </w:rPr>
-              <w:t xml:space="preserve">12  </w:t>
-            </w:r>
-            <w:r>
-              <w:rPr>
-                <w:sz w:val="16"/>
-                <w:szCs w:val="16"/>
-              </w:rPr>
-              <w:t xml:space="preserve">production-volume</w:t>
+              <w:t xml:space="preserve">13  </w:t>
+            </w:r>
+            <w:r>
+              <w:rPr>
+                <w:sz w:val="16"/>
+                <w:szCs w:val="16"/>
+              </w:rPr>
+              <w:t xml:space="preserve">efficiency</w:t>
             </w:r>
           </w:p>
         </w:tc>
@@ -5134,14 +5270,14 @@
                 <w:sz w:val="16"/>
                 <w:szCs w:val="16"/>
               </w:rPr>
-              <w:t xml:space="preserve">13  </w:t>
-            </w:r>
-            <w:r>
-              <w:rPr>
-                <w:sz w:val="16"/>
-                <w:szCs w:val="16"/>
-              </w:rPr>
-              <w:t xml:space="preserve">efficiency</w:t>
+              <w:t xml:space="preserve">14  </w:t>
+            </w:r>
+            <w:r>
+              <w:rPr>
+                <w:sz w:val="16"/>
+                <w:szCs w:val="16"/>
+              </w:rPr>
+              <w:t xml:space="preserve">fixed overhead spending variance</w:t>
             </w:r>
           </w:p>
         </w:tc>
@@ -5177,6 +5313,74 @@
                 <w:szCs w:val="16"/>
               </w:rPr>
               <w:t xml:space="preserve">Applied: 1,440 hours × $100.00</w:t>
+            </w:r>
+          </w:p>
+        </w:tc>
+        <w:tc>
+          <w:tcPr>
+            <w:tcW w:type="pct" w:w="2500"/>
+            <w:tcMar>
+              <w:top w:type="dxa" w:w="20"/>
+              <w:left w:type="dxa" w:w="80"/>
+              <w:bottom w:type="dxa" w:w="20"/>
+              <w:right w:type="dxa" w:w="80"/>
+            </w:tcMar>
+          </w:tcPr>
+          <w:p>
+            <w:pPr>
+              <w:spacing w:before="12" w:after="12"/>
+            </w:pPr>
+            <w:r>
+              <w:rPr>
+                <w:b/>
+                <w:bCs/>
+                <w:color w:val="8186EF"/>
+                <w:sz w:val="16"/>
+                <w:szCs w:val="16"/>
+              </w:rPr>
+              <w:t xml:space="preserve">15  </w:t>
+            </w:r>
+            <w:r>
+              <w:rPr>
+                <w:sz w:val="16"/>
+                <w:szCs w:val="16"/>
+              </w:rPr>
+              <w:t xml:space="preserve">denominator level</w:t>
+            </w:r>
+          </w:p>
+        </w:tc>
+      </w:tr>
+      <w:tr>
+        <w:tc>
+          <w:tcPr>
+            <w:tcW w:type="pct" w:w="2500"/>
+            <w:tcMar>
+              <w:top w:type="dxa" w:w="20"/>
+              <w:left w:type="dxa" w:w="80"/>
+              <w:bottom w:type="dxa" w:w="20"/>
+              <w:right w:type="dxa" w:w="80"/>
+            </w:tcMar>
+          </w:tcPr>
+          <w:p>
+            <w:pPr>
+              <w:spacing w:before="12" w:after="12"/>
+            </w:pPr>
+            <w:r>
+              <w:rPr>
+                <w:b/>
+                <w:bCs/>
+                <w:color w:val="8186EF"/>
+                <w:sz w:val="16"/>
+                <w:szCs w:val="16"/>
+              </w:rPr>
+              <w:t xml:space="preserve">8  </w:t>
+            </w:r>
+            <w:r>
+              <w:rPr>
+                <w:sz w:val="16"/>
+                <w:szCs w:val="16"/>
+              </w:rPr>
+              <w:t xml:space="preserve">Production-volume variance</w:t>
             </w:r>
           </w:p>
         </w:tc>
@@ -5466,7 +5670,7 @@
                     </pic:cNvPicPr>
                   </pic:nvPicPr>
                   <pic:blipFill>
-                    <a:blip r:embed="rId102" cstate="none"/>
+                    <a:blip r:embed="rId103" cstate="none"/>
                     <a:srcRect/>
                     <a:stretch>
                       <a:fillRect/>
@@ -10604,7 +10808,7 @@
                     </pic:cNvPicPr>
                   </pic:nvPicPr>
                   <pic:blipFill>
-                    <a:blip r:embed="rId103" cstate="none"/>
+                    <a:blip r:embed="rId104" cstate="none"/>
                     <a:srcRect/>
                     <a:stretch>
                       <a:fillRect/>
@@ -10682,6 +10886,154 @@
                 <w:szCs w:val="16"/>
               </w:rPr>
               <w:t xml:space="preserve">fixed overhead spending variance   ·   Variable overhead spending variance   ·   Variable overhead efficiency variance   ·   Total overhead variance</w:t>
+            </w:r>
+          </w:p>
+        </w:tc>
+      </w:tr>
+    </w:tbl>
+    <w:p/>
+    <w:p>
+      <w:pPr>
+        <w:pageBreakBefore w:val="true"/>
+        <w:spacing w:after="0"/>
+      </w:pPr>
+      <w:r>
+        <w:rPr>
+          <w:sz w:val="2"/>
+        </w:rPr>
+        <w:t xml:space="preserve"> </w:t>
+      </w:r>
+    </w:p>
+    <w:p>
+      <w:pPr>
+        <w:spacing w:before="44" w:after="10"/>
+      </w:pPr>
+      <w:r>
+        <w:rPr>
+          <w:b/>
+          <w:bCs/>
+          <w:color w:val="353A7C"/>
+          <w:sz w:val="18"/>
+          <w:szCs w:val="18"/>
+        </w:rPr>
+        <w:t xml:space="preserve">The English this section uses, and its Arabic</w:t>
+      </w:r>
+    </w:p>
+    <w:p>
+      <w:pPr>
+        <w:spacing w:before="0" w:after="12"/>
+      </w:pPr>
+      <w:r>
+        <w:rPr>
+          <w:color w:val="6B7280"/>
+          <w:sz w:val="15"/>
+          <w:szCs w:val="15"/>
+        </w:rPr>
+        <w:t xml:space="preserve">Each term sits against what it means.</w:t>
+      </w:r>
+    </w:p>
+    <w:p>
+      <w:pPr>
+        <w:spacing w:after="40" w:before="90"/>
+        <w:jc w:val="center"/>
+      </w:pPr>
+      <w:r>
+        <w:drawing>
+          <wp:inline distT="0" distB="0" distL="0" distR="0">
+            <wp:extent cx="5734050" cy="2361525"/>
+            <wp:effectExtent t="0" r="0" b="0" l="0"/>
+            <wp:docPr id="1" name="" descr="" title=""/>
+            <wp:cNvGraphicFramePr>
+              <a:graphicFrameLocks xmlns:a="http://schemas.openxmlformats.org/drawingml/2006/main" noChangeAspect="1"/>
+            </wp:cNvGraphicFramePr>
+            <a:graphic xmlns:a="http://schemas.openxmlformats.org/drawingml/2006/main">
+              <a:graphicData uri="http://schemas.openxmlformats.org/drawingml/2006/picture">
+                <pic:pic xmlns:pic="http://schemas.openxmlformats.org/drawingml/2006/picture">
+                  <pic:nvPicPr>
+                    <pic:cNvPr id="0" name="" descr=""/>
+                    <pic:cNvPicPr>
+                      <a:picLocks noChangeAspect="1" noChangeArrowheads="1"/>
+                    </pic:cNvPicPr>
+                  </pic:nvPicPr>
+                  <pic:blipFill>
+                    <a:blip r:embed="rId105" cstate="none"/>
+                    <a:srcRect/>
+                    <a:stretch>
+                      <a:fillRect/>
+                    </a:stretch>
+                  </pic:blipFill>
+                  <pic:spPr bwMode="auto">
+                    <a:xfrm>
+                      <a:off x="0" y="0"/>
+                      <a:ext cx="5734050" cy="2361525"/>
+                    </a:xfrm>
+                    <a:prstGeom prst="rect">
+                      <a:avLst/>
+                    </a:prstGeom>
+                  </pic:spPr>
+                </pic:pic>
+              </a:graphicData>
+            </a:graphic>
+          </wp:inline>
+        </w:drawing>
+      </w:r>
+    </w:p>
+    <w:tbl>
+      <w:tblPr>
+        <w:tblW w:type="pct" w:w="100%"/>
+        <w:tblLayout w:type="fixed"/>
+        <w:tblBorders>
+          <w:top w:val="single" w:color="FBFAF6" w:sz="4"/>
+          <w:left w:val="single" w:color="FBFAF6" w:sz="4"/>
+          <w:bottom w:val="single" w:color="FBFAF6" w:sz="4"/>
+          <w:right w:val="single" w:color="FBFAF6" w:sz="4"/>
+          <w:insideH w:val="single" w:color="FBFAF6" w:sz="4"/>
+          <w:insideV w:val="single" w:color="FBFAF6" w:sz="4"/>
+        </w:tblBorders>
+      </w:tblPr>
+      <w:tblGrid>
+        <w:gridCol w:w="9600"/>
+      </w:tblGrid>
+      <w:tr>
+        <w:tc>
+          <w:tcPr>
+            <w:tcW w:type="pct" w:w="5000"/>
+            <w:shd w:fill="FBFAF6" w:val="clear"/>
+            <w:tcMar>
+              <w:top w:type="dxa" w:w="40"/>
+              <w:left w:type="dxa" w:w="100"/>
+              <w:bottom w:type="dxa" w:w="40"/>
+              <w:right w:type="dxa" w:w="100"/>
+            </w:tcMar>
+          </w:tcPr>
+          <w:p>
+            <w:pPr>
+              <w:spacing w:before="18" w:after="6"/>
+            </w:pPr>
+            <w:r>
+              <w:rPr>
+                <w:b/>
+                <w:bCs/>
+                <w:color w:val="6B7280"/>
+                <w:sz w:val="14"/>
+                <w:szCs w:val="14"/>
+              </w:rPr>
+              <w:t xml:space="preserve">word list</w:t>
+            </w:r>
+          </w:p>
+          <w:p>
+            <w:pPr>
+              <w:spacing w:before="0" w:after="18"/>
+            </w:pPr>
+            <w:r>
+              <w:rPr>
+                <w:b/>
+                <w:bCs/>
+                <w:color w:val="353A7C"/>
+                <w:sz w:val="16"/>
+                <w:szCs w:val="16"/>
+              </w:rPr>
+              <w:t xml:space="preserve">fixed overhead spending variance   ·   variable overhead spending variance   ·   production-volume variance</w:t>
             </w:r>
           </w:p>
         </w:tc>
@@ -11066,14 +11418,14 @@
                 <w:sz w:val="16"/>
                 <w:szCs w:val="16"/>
               </w:rPr>
-              <w:t xml:space="preserve">12  </w:t>
-            </w:r>
-            <w:r>
-              <w:rPr>
-                <w:sz w:val="16"/>
-                <w:szCs w:val="16"/>
-              </w:rPr>
-              <w:t xml:space="preserve">denominator</w:t>
+              <w:t xml:space="preserve">13  </w:t>
+            </w:r>
+            <w:r>
+              <w:rPr>
+                <w:sz w:val="16"/>
+                <w:szCs w:val="16"/>
+              </w:rPr>
+              <w:t xml:space="preserve">formulas</w:t>
             </w:r>
           </w:p>
         </w:tc>
@@ -11134,14 +11486,14 @@
                 <w:sz w:val="16"/>
                 <w:szCs w:val="16"/>
               </w:rPr>
-              <w:t xml:space="preserve">13  </w:t>
-            </w:r>
-            <w:r>
-              <w:rPr>
-                <w:sz w:val="16"/>
-                <w:szCs w:val="16"/>
-              </w:rPr>
-              <w:t xml:space="preserve">formulas</w:t>
+              <w:t xml:space="preserve">14  </w:t>
+            </w:r>
+            <w:r>
+              <w:rPr>
+                <w:sz w:val="16"/>
+                <w:szCs w:val="16"/>
+              </w:rPr>
+              <w:t xml:space="preserve">production-volume</w:t>
             </w:r>
           </w:p>
         </w:tc>
@@ -11202,14 +11554,14 @@
                 <w:sz w:val="16"/>
                 <w:szCs w:val="16"/>
               </w:rPr>
-              <w:t xml:space="preserve">14  </w:t>
-            </w:r>
-            <w:r>
-              <w:rPr>
-                <w:sz w:val="16"/>
-                <w:szCs w:val="16"/>
-              </w:rPr>
-              <w:t xml:space="preserve">production-volume</w:t>
+              <w:t xml:space="preserve">15  </w:t>
+            </w:r>
+            <w:r>
+              <w:rPr>
+                <w:sz w:val="16"/>
+                <w:szCs w:val="16"/>
+              </w:rPr>
+              <w:t xml:space="preserve">Jars produced</w:t>
             </w:r>
           </w:p>
         </w:tc>
@@ -11270,14 +11622,14 @@
                 <w:sz w:val="16"/>
                 <w:szCs w:val="16"/>
               </w:rPr>
-              <w:t xml:space="preserve">15  </w:t>
-            </w:r>
-            <w:r>
-              <w:rPr>
-                <w:sz w:val="16"/>
-                <w:szCs w:val="16"/>
-              </w:rPr>
-              <w:t xml:space="preserve">Jars produced</w:t>
+              <w:t xml:space="preserve">16  </w:t>
+            </w:r>
+            <w:r>
+              <w:rPr>
+                <w:sz w:val="16"/>
+                <w:szCs w:val="16"/>
+              </w:rPr>
+              <w:t xml:space="preserve">Budgeted fixed overhead for the month</w:t>
             </w:r>
           </w:p>
         </w:tc>
@@ -11338,14 +11690,14 @@
                 <w:sz w:val="16"/>
                 <w:szCs w:val="16"/>
               </w:rPr>
-              <w:t xml:space="preserve">16  </w:t>
-            </w:r>
-            <w:r>
-              <w:rPr>
-                <w:sz w:val="16"/>
-                <w:szCs w:val="16"/>
-              </w:rPr>
-              <w:t xml:space="preserve">Budgeted fixed overhead for the month</w:t>
+              <w:t xml:space="preserve">17  </w:t>
+            </w:r>
+            <w:r>
+              <w:rPr>
+                <w:sz w:val="16"/>
+                <w:szCs w:val="16"/>
+              </w:rPr>
+              <w:t xml:space="preserve">Actual machine hours</w:t>
             </w:r>
           </w:p>
         </w:tc>
@@ -11406,14 +11758,14 @@
                 <w:sz w:val="16"/>
                 <w:szCs w:val="16"/>
               </w:rPr>
-              <w:t xml:space="preserve">17  </w:t>
-            </w:r>
-            <w:r>
-              <w:rPr>
-                <w:sz w:val="16"/>
-                <w:szCs w:val="16"/>
-              </w:rPr>
-              <w:t xml:space="preserve">Actual machine hours</w:t>
+              <w:t xml:space="preserve">18  </w:t>
+            </w:r>
+            <w:r>
+              <w:rPr>
+                <w:sz w:val="16"/>
+                <w:szCs w:val="16"/>
+              </w:rPr>
+              <w:t xml:space="preserve">Actual variable overhead</w:t>
             </w:r>
           </w:p>
         </w:tc>
@@ -11474,14 +11826,14 @@
                 <w:sz w:val="16"/>
                 <w:szCs w:val="16"/>
               </w:rPr>
-              <w:t xml:space="preserve">18  </w:t>
-            </w:r>
-            <w:r>
-              <w:rPr>
-                <w:sz w:val="16"/>
-                <w:szCs w:val="16"/>
-              </w:rPr>
-              <w:t xml:space="preserve">Actual variable overhead</w:t>
+              <w:t xml:space="preserve">19  </w:t>
+            </w:r>
+            <w:r>
+              <w:rPr>
+                <w:sz w:val="16"/>
+                <w:szCs w:val="16"/>
+              </w:rPr>
+              <w:t xml:space="preserve">$152,000 − $150,000 = $2,000 unfavorable</w:t>
             </w:r>
           </w:p>
         </w:tc>
@@ -11542,14 +11894,14 @@
                 <w:sz w:val="16"/>
                 <w:szCs w:val="16"/>
               </w:rPr>
-              <w:t xml:space="preserve">19  </w:t>
-            </w:r>
-            <w:r>
-              <w:rPr>
-                <w:sz w:val="16"/>
-                <w:szCs w:val="16"/>
-              </w:rPr>
-              <w:t xml:space="preserve">$152,000 − $150,000 = $2,000 unfavorable</w:t>
+              <w:t xml:space="preserve">20  </w:t>
+            </w:r>
+            <w:r>
+              <w:rPr>
+                <w:sz w:val="16"/>
+                <w:szCs w:val="16"/>
+              </w:rPr>
+              <w:t xml:space="preserve">Variable overhead spending variance</w:t>
             </w:r>
           </w:p>
         </w:tc>
@@ -11610,14 +11962,14 @@
                 <w:sz w:val="16"/>
                 <w:szCs w:val="16"/>
               </w:rPr>
-              <w:t xml:space="preserve">20  </w:t>
-            </w:r>
-            <w:r>
-              <w:rPr>
-                <w:sz w:val="16"/>
-                <w:szCs w:val="16"/>
-              </w:rPr>
-              <w:t xml:space="preserve">Variable overhead spending variance</w:t>
+              <w:t xml:space="preserve">21  </w:t>
+            </w:r>
+            <w:r>
+              <w:rPr>
+                <w:sz w:val="16"/>
+                <w:szCs w:val="16"/>
+              </w:rPr>
+              <w:t xml:space="preserve">Total overhead variance</w:t>
             </w:r>
           </w:p>
         </w:tc>
@@ -11678,14 +12030,14 @@
                 <w:sz w:val="16"/>
                 <w:szCs w:val="16"/>
               </w:rPr>
-              <w:t xml:space="preserve">21  </w:t>
-            </w:r>
-            <w:r>
-              <w:rPr>
-                <w:sz w:val="16"/>
-                <w:szCs w:val="16"/>
-              </w:rPr>
-              <w:t xml:space="preserve">Total overhead variance</w:t>
+              <w:t xml:space="preserve">22  </w:t>
+            </w:r>
+            <w:r>
+              <w:rPr>
+                <w:sz w:val="16"/>
+                <w:szCs w:val="16"/>
+              </w:rPr>
+              <w:t xml:space="preserve">Variable overhead efficiency variance</w:t>
             </w:r>
           </w:p>
         </w:tc>
@@ -11746,14 +12098,82 @@
                 <w:sz w:val="16"/>
                 <w:szCs w:val="16"/>
               </w:rPr>
-              <w:t xml:space="preserve">22  </w:t>
-            </w:r>
-            <w:r>
-              <w:rPr>
-                <w:sz w:val="16"/>
-                <w:szCs w:val="16"/>
-              </w:rPr>
-              <w:t xml:space="preserve">Variable overhead efficiency variance</w:t>
+              <w:t xml:space="preserve">23  </w:t>
+            </w:r>
+            <w:r>
+              <w:rPr>
+                <w:sz w:val="16"/>
+                <w:szCs w:val="16"/>
+              </w:rPr>
+              <w:t xml:space="preserve">variable overhead spending variance</w:t>
+            </w:r>
+          </w:p>
+        </w:tc>
+      </w:tr>
+      <w:tr>
+        <w:tc>
+          <w:tcPr>
+            <w:tcW w:type="pct" w:w="2500"/>
+            <w:tcMar>
+              <w:top w:type="dxa" w:w="20"/>
+              <w:left w:type="dxa" w:w="80"/>
+              <w:bottom w:type="dxa" w:w="20"/>
+              <w:right w:type="dxa" w:w="80"/>
+            </w:tcMar>
+          </w:tcPr>
+          <w:p>
+            <w:pPr>
+              <w:spacing w:before="12" w:after="12"/>
+            </w:pPr>
+            <w:r>
+              <w:rPr>
+                <w:b/>
+                <w:bCs/>
+                <w:color w:val="8186EF"/>
+                <w:sz w:val="16"/>
+                <w:szCs w:val="16"/>
+              </w:rPr>
+              <w:t xml:space="preserve">12  </w:t>
+            </w:r>
+            <w:r>
+              <w:rPr>
+                <w:sz w:val="16"/>
+                <w:szCs w:val="16"/>
+              </w:rPr>
+              <w:t xml:space="preserve">denominator</w:t>
+            </w:r>
+          </w:p>
+        </w:tc>
+        <w:tc>
+          <w:tcPr>
+            <w:tcW w:type="pct" w:w="2500"/>
+            <w:tcMar>
+              <w:top w:type="dxa" w:w="20"/>
+              <w:left w:type="dxa" w:w="80"/>
+              <w:bottom w:type="dxa" w:w="20"/>
+              <w:right w:type="dxa" w:w="80"/>
+            </w:tcMar>
+          </w:tcPr>
+          <w:p>
+            <w:pPr>
+              <w:spacing w:before="12" w:after="12"/>
+            </w:pPr>
+            <w:r>
+              <w:rPr>
+                <w:b/>
+                <w:bCs/>
+                <w:color w:val="8186EF"/>
+                <w:sz w:val="16"/>
+                <w:szCs w:val="16"/>
+              </w:rPr>
+              <w:t xml:space="preserve">24  </w:t>
+            </w:r>
+            <w:r>
+              <w:rPr>
+                <w:sz w:val="16"/>
+                <w:szCs w:val="16"/>
+              </w:rPr>
+              <w:t xml:space="preserve">production-volume variance</w:t>
             </w:r>
           </w:p>
         </w:tc>
@@ -12152,7 +12572,7 @@
               <w:sz w:val="16"/>
               <w:szCs w:val="16"/>
             </w:rPr>
-            <w:t xml:space="preserve"> of 2</w:t>
+            <w:t xml:space="preserve"> of 3</w:t>
           </w:r>
         </w:p>
       </w:tc>

--- a/CMA_Summaries_B3_Ch14.docx
+++ b/CMA_Summaries_B3_Ch14.docx
@@ -231,7 +231,7 @@
           <w:sz w:val="16"/>
           <w:szCs w:val="16"/>
         </w:rPr>
-        <w:t xml:space="preserve">      gaps 4–6</w:t>
+        <w:t xml:space="preserve">      gaps 4–10</w:t>
       </w:r>
     </w:p>
     <w:p>
@@ -276,7 +276,7 @@
           <w:sz w:val="19"/>
           <w:szCs w:val="19"/>
         </w:rPr>
-        <w:t xml:space="preserve">: it changes with a driver, here machine hours, so it has both a </w:t>
+        <w:t xml:space="preserve">: it changes with a driver, here </w:t>
       </w:r>
       <w:r>
         <w:rPr>
@@ -308,14 +308,7 @@
           <w:sz w:val="19"/>
           <w:szCs w:val="19"/>
         </w:rPr>
-        <w:t xml:space="preserve"> variance and an efficiency variance. </w:t>
-      </w:r>
-      <w:r>
-        <w:rPr>
-          <w:sz w:val="19"/>
-          <w:szCs w:val="19"/>
-        </w:rPr>
-        <w:t xml:space="preserve">Fixed overhead does not change with </w:t>
+        <w:t xml:space="preserve"> hours, so it has both a </w:t>
       </w:r>
       <w:r>
         <w:rPr>
@@ -347,7 +340,149 @@
           <w:sz w:val="19"/>
           <w:szCs w:val="19"/>
         </w:rPr>
-        <w:t xml:space="preserve">, so it cannot have an efficiency variance in the same sense. </w:t>
+        <w:t xml:space="preserve"> variance and an efficiency variance. </w:t>
+      </w:r>
+      <w:r>
+        <w:rPr>
+          <w:sz w:val="19"/>
+          <w:szCs w:val="19"/>
+        </w:rPr>
+        <w:t xml:space="preserve">Fixed overhead does not </w:t>
+      </w:r>
+      <w:r>
+        <w:rPr>
+          <w:b/>
+          <w:bCs/>
+          <w:color w:val="8186EF"/>
+          <w:sz w:val="15"/>
+          <w:szCs w:val="15"/>
+        </w:rPr>
+        <w:t xml:space="preserve"> (7) </w:t>
+      </w:r>
+      <w:r>
+        <w:rPr>
+          <w:u w:val="single"/>
+          <w:sz w:val="19"/>
+          <w:szCs w:val="19"/>
+        </w:rPr>
+        <w:t xml:space="preserve">           </w:t>
+      </w:r>
+      <w:r>
+        <w:rPr>
+          <w:sz w:val="19"/>
+          <w:szCs w:val="19"/>
+        </w:rPr>
+        <w:t xml:space="preserve"> </w:t>
+      </w:r>
+      <w:r>
+        <w:rPr>
+          <w:sz w:val="19"/>
+          <w:szCs w:val="19"/>
+        </w:rPr>
+        <w:t xml:space="preserve"> with activity, so it </w:t>
+      </w:r>
+      <w:r>
+        <w:rPr>
+          <w:b/>
+          <w:bCs/>
+          <w:color w:val="8186EF"/>
+          <w:sz w:val="15"/>
+          <w:szCs w:val="15"/>
+        </w:rPr>
+        <w:t xml:space="preserve"> (8) </w:t>
+      </w:r>
+      <w:r>
+        <w:rPr>
+          <w:u w:val="single"/>
+          <w:sz w:val="19"/>
+          <w:szCs w:val="19"/>
+        </w:rPr>
+        <w:t xml:space="preserve">           </w:t>
+      </w:r>
+      <w:r>
+        <w:rPr>
+          <w:sz w:val="19"/>
+          <w:szCs w:val="19"/>
+        </w:rPr>
+        <w:t xml:space="preserve"> </w:t>
+      </w:r>
+      <w:r>
+        <w:rPr>
+          <w:sz w:val="19"/>
+          <w:szCs w:val="19"/>
+        </w:rPr>
+        <w:t xml:space="preserve"> have an efficiency variance in the same sense. </w:t>
+      </w:r>
+      <w:r>
+        <w:rPr>
+          <w:sz w:val="19"/>
+          <w:szCs w:val="19"/>
+        </w:rPr>
+        <w:t xml:space="preserve">Fixed overhead still produces a second variance, but of a </w:t>
+      </w:r>
+      <w:r>
+        <w:rPr>
+          <w:b/>
+          <w:bCs/>
+          <w:color w:val="8186EF"/>
+          <w:sz w:val="15"/>
+          <w:szCs w:val="15"/>
+        </w:rPr>
+        <w:t xml:space="preserve"> (9) </w:t>
+      </w:r>
+      <w:r>
+        <w:rPr>
+          <w:u w:val="single"/>
+          <w:sz w:val="19"/>
+          <w:szCs w:val="19"/>
+        </w:rPr>
+        <w:t xml:space="preserve">           </w:t>
+      </w:r>
+      <w:r>
+        <w:rPr>
+          <w:sz w:val="19"/>
+          <w:szCs w:val="19"/>
+        </w:rPr>
+        <w:t xml:space="preserve"> </w:t>
+      </w:r>
+      <w:r>
+        <w:rPr>
+          <w:sz w:val="19"/>
+          <w:szCs w:val="19"/>
+        </w:rPr>
+        <w:t xml:space="preserve"> kind: because the fixed rate assumes a </w:t>
+      </w:r>
+      <w:r>
+        <w:rPr>
+          <w:b/>
+          <w:bCs/>
+          <w:color w:val="8186EF"/>
+          <w:sz w:val="15"/>
+          <w:szCs w:val="15"/>
+        </w:rPr>
+        <w:t xml:space="preserve"> (10) </w:t>
+      </w:r>
+      <w:r>
+        <w:rPr>
+          <w:u w:val="single"/>
+          <w:sz w:val="19"/>
+          <w:szCs w:val="19"/>
+        </w:rPr>
+        <w:t xml:space="preserve">             </w:t>
+      </w:r>
+      <w:r>
+        <w:rPr>
+          <w:sz w:val="19"/>
+          <w:szCs w:val="19"/>
+        </w:rPr>
+        <w:t xml:space="preserve"> </w:t>
+      </w:r>
+      <w:r>
+        <w:rPr>
+          <w:sz w:val="19"/>
+          <w:szCs w:val="19"/>
+        </w:rPr>
+        <w:t xml:space="preserve"> level of activity, producing more or less than that volume changes how much fixed overhead is absorbed. </w:t>
       </w:r>
     </w:p>
     <w:tbl>
@@ -405,7 +540,7 @@
                 <w:sz w:val="16"/>
                 <w:szCs w:val="16"/>
               </w:rPr>
-              <w:t xml:space="preserve">material   ·   spending   ·   activity   ·   efficiency</w:t>
+              <w:t xml:space="preserve">efficiency   ·   spending   ·   machine   ·   material   ·   change   ·   cannot   ·   different   ·   denominator</w:t>
             </w:r>
           </w:p>
         </w:tc>
@@ -641,7 +776,7 @@
                 <w:sz w:val="14"/>
                 <w:szCs w:val="14"/>
               </w:rPr>
-              <w:t xml:space="preserve">(7)</w:t>
+              <w:t xml:space="preserve">(11)</w:t>
             </w:r>
           </w:p>
         </w:tc>
@@ -717,7 +852,7 @@
                 <w:sz w:val="14"/>
                 <w:szCs w:val="14"/>
               </w:rPr>
-              <w:t xml:space="preserve">(8)</w:t>
+              <w:t xml:space="preserve">(12)</w:t>
             </w:r>
           </w:p>
         </w:tc>
@@ -957,14 +1092,14 @@
                 <w:sz w:val="16"/>
                 <w:szCs w:val="16"/>
               </w:rPr>
-              <w:t xml:space="preserve">5  </w:t>
-            </w:r>
-            <w:r>
-              <w:rPr>
-                <w:sz w:val="16"/>
-                <w:szCs w:val="16"/>
-              </w:rPr>
-              <w:t xml:space="preserve">spending</w:t>
+              <w:t xml:space="preserve">7  </w:t>
+            </w:r>
+            <w:r>
+              <w:rPr>
+                <w:sz w:val="16"/>
+                <w:szCs w:val="16"/>
+              </w:rPr>
+              <w:t xml:space="preserve">change</w:t>
             </w:r>
           </w:p>
         </w:tc>
@@ -1025,14 +1160,14 @@
                 <w:sz w:val="16"/>
                 <w:szCs w:val="16"/>
               </w:rPr>
-              <w:t xml:space="preserve">6  </w:t>
-            </w:r>
-            <w:r>
-              <w:rPr>
-                <w:sz w:val="16"/>
-                <w:szCs w:val="16"/>
-              </w:rPr>
-              <w:t xml:space="preserve">activity</w:t>
+              <w:t xml:space="preserve">8  </w:t>
+            </w:r>
+            <w:r>
+              <w:rPr>
+                <w:sz w:val="16"/>
+                <w:szCs w:val="16"/>
+              </w:rPr>
+              <w:t xml:space="preserve">cannot</w:t>
             </w:r>
           </w:p>
         </w:tc>
@@ -1093,14 +1228,14 @@
                 <w:sz w:val="16"/>
                 <w:szCs w:val="16"/>
               </w:rPr>
-              <w:t xml:space="preserve">7  </w:t>
-            </w:r>
-            <w:r>
-              <w:rPr>
-                <w:sz w:val="16"/>
-                <w:szCs w:val="16"/>
-              </w:rPr>
-              <w:t xml:space="preserve">$50.00 a machine hour</w:t>
+              <w:t xml:space="preserve">9  </w:t>
+            </w:r>
+            <w:r>
+              <w:rPr>
+                <w:sz w:val="16"/>
+                <w:szCs w:val="16"/>
+              </w:rPr>
+              <w:t xml:space="preserve">different</w:t>
             </w:r>
           </w:p>
         </w:tc>
@@ -1161,7 +1296,143 @@
                 <w:sz w:val="16"/>
                 <w:szCs w:val="16"/>
               </w:rPr>
-              <w:t xml:space="preserve">8  </w:t>
+              <w:t xml:space="preserve">10  </w:t>
+            </w:r>
+            <w:r>
+              <w:rPr>
+                <w:sz w:val="16"/>
+                <w:szCs w:val="16"/>
+              </w:rPr>
+              <w:t xml:space="preserve">denominator</w:t>
+            </w:r>
+          </w:p>
+        </w:tc>
+      </w:tr>
+      <w:tr>
+        <w:tc>
+          <w:tcPr>
+            <w:tcW w:type="pct" w:w="2500"/>
+            <w:tcMar>
+              <w:top w:type="dxa" w:w="20"/>
+              <w:left w:type="dxa" w:w="80"/>
+              <w:bottom w:type="dxa" w:w="20"/>
+              <w:right w:type="dxa" w:w="80"/>
+            </w:tcMar>
+          </w:tcPr>
+          <w:p>
+            <w:pPr>
+              <w:spacing w:before="12" w:after="12"/>
+            </w:pPr>
+            <w:r>
+              <w:rPr>
+                <w:b/>
+                <w:bCs/>
+                <w:color w:val="8186EF"/>
+                <w:sz w:val="16"/>
+                <w:szCs w:val="16"/>
+              </w:rPr>
+              <w:t xml:space="preserve">5  </w:t>
+            </w:r>
+            <w:r>
+              <w:rPr>
+                <w:sz w:val="16"/>
+                <w:szCs w:val="16"/>
+              </w:rPr>
+              <w:t xml:space="preserve">machine</w:t>
+            </w:r>
+          </w:p>
+        </w:tc>
+        <w:tc>
+          <w:tcPr>
+            <w:tcW w:type="pct" w:w="2500"/>
+            <w:tcMar>
+              <w:top w:type="dxa" w:w="20"/>
+              <w:left w:type="dxa" w:w="80"/>
+              <w:bottom w:type="dxa" w:w="20"/>
+              <w:right w:type="dxa" w:w="80"/>
+            </w:tcMar>
+          </w:tcPr>
+          <w:p>
+            <w:pPr>
+              <w:spacing w:before="12" w:after="12"/>
+            </w:pPr>
+            <w:r>
+              <w:rPr>
+                <w:b/>
+                <w:bCs/>
+                <w:color w:val="8186EF"/>
+                <w:sz w:val="16"/>
+                <w:szCs w:val="16"/>
+              </w:rPr>
+              <w:t xml:space="preserve">11  </w:t>
+            </w:r>
+            <w:r>
+              <w:rPr>
+                <w:sz w:val="16"/>
+                <w:szCs w:val="16"/>
+              </w:rPr>
+              <w:t xml:space="preserve">$50.00 a machine hour</w:t>
+            </w:r>
+          </w:p>
+        </w:tc>
+      </w:tr>
+      <w:tr>
+        <w:tc>
+          <w:tcPr>
+            <w:tcW w:type="pct" w:w="2500"/>
+            <w:tcMar>
+              <w:top w:type="dxa" w:w="20"/>
+              <w:left w:type="dxa" w:w="80"/>
+              <w:bottom w:type="dxa" w:w="20"/>
+              <w:right w:type="dxa" w:w="80"/>
+            </w:tcMar>
+          </w:tcPr>
+          <w:p>
+            <w:pPr>
+              <w:spacing w:before="12" w:after="12"/>
+            </w:pPr>
+            <w:r>
+              <w:rPr>
+                <w:b/>
+                <w:bCs/>
+                <w:color w:val="8186EF"/>
+                <w:sz w:val="16"/>
+                <w:szCs w:val="16"/>
+              </w:rPr>
+              <w:t xml:space="preserve">6  </w:t>
+            </w:r>
+            <w:r>
+              <w:rPr>
+                <w:sz w:val="16"/>
+                <w:szCs w:val="16"/>
+              </w:rPr>
+              <w:t xml:space="preserve">spending</w:t>
+            </w:r>
+          </w:p>
+        </w:tc>
+        <w:tc>
+          <w:tcPr>
+            <w:tcW w:type="pct" w:w="2500"/>
+            <w:tcMar>
+              <w:top w:type="dxa" w:w="20"/>
+              <w:left w:type="dxa" w:w="80"/>
+              <w:bottom w:type="dxa" w:w="20"/>
+              <w:right w:type="dxa" w:w="80"/>
+            </w:tcMar>
+          </w:tcPr>
+          <w:p>
+            <w:pPr>
+              <w:spacing w:before="12" w:after="12"/>
+            </w:pPr>
+            <w:r>
+              <w:rPr>
+                <w:b/>
+                <w:bCs/>
+                <w:color w:val="8186EF"/>
+                <w:sz w:val="16"/>
+                <w:szCs w:val="16"/>
+              </w:rPr>
+              <w:t xml:space="preserve">12  </w:t>
             </w:r>
             <w:r>
               <w:rPr>
@@ -1211,7 +1482,7 @@
           <w:sz w:val="15"/>
           <w:szCs w:val="15"/>
         </w:rPr>
-        <w:t xml:space="preserve">Variable overhead behaves like a material: it changes with a driver, here machine hours, so it has both a spending variance and an efficiency variance. Fixed overhead does not change with activity, so it cannot have an efficiency variance in the same sense.</w:t>
+        <w:t xml:space="preserve">Variable overhead behaves like a material: it changes with a driver, here machine hours, so it has both a spending variance and an efficiency variance. Fixed overhead does not change with activity, so it cannot have an efficiency variance in the same sense. Fixed overhead still produces a second variance, but of a different kind: because the fixed rate assumes a denominator level of activity, producing more or less than that volume changes how much fixed overhead is absorbed.</w:t>
       </w:r>
     </w:p>
     <w:p>
@@ -2221,7 +2492,7 @@
           <w:sz w:val="19"/>
           <w:szCs w:val="19"/>
         </w:rPr>
-        <w:t xml:space="preserve"> that. </w:t>
+        <w:t xml:space="preserve">. </w:t>
       </w:r>
       <w:r>
         <w:rPr>
@@ -2931,7 +3202,7 @@
           <w:sz w:val="15"/>
           <w:szCs w:val="15"/>
         </w:rPr>
-        <w:t xml:space="preserve">The two together make the $1,000 favorable that. Note what each measures: spending is about the rate paid for power and supplies; efficiency is about machine hours, so it follows the same cause as the labor efficiency variance.</w:t>
+        <w:t xml:space="preserve">The two together make the $1,000 favorable. Note what each measures: spending is about the rate paid for power and supplies; efficiency is about machine hours, so it follows the same cause as the labor efficiency variance.</w:t>
       </w:r>
     </w:p>
     <w:p>

--- a/CMA_Summaries_B3_Ch14.docx
+++ b/CMA_Summaries_B3_Ch14.docx
@@ -276,7 +276,7 @@
           <w:sz w:val="19"/>
           <w:szCs w:val="19"/>
         </w:rPr>
-        <w:t xml:space="preserve">: it changes with a driver, here </w:t>
+        <w:t xml:space="preserve">: it changes with a </w:t>
       </w:r>
       <w:r>
         <w:rPr>
@@ -308,7 +308,14 @@
           <w:sz w:val="19"/>
           <w:szCs w:val="19"/>
         </w:rPr>
-        <w:t xml:space="preserve"> hours, so it has both a </w:t>
+        <w:t xml:space="preserve">, here machine hours, so it has both a spending variance and an efficiency variance. </w:t>
+      </w:r>
+      <w:r>
+        <w:rPr>
+          <w:sz w:val="19"/>
+          <w:szCs w:val="19"/>
+        </w:rPr>
+        <w:t xml:space="preserve">Fixed overhead does not </w:t>
       </w:r>
       <w:r>
         <w:rPr>
@@ -340,14 +347,7 @@
           <w:sz w:val="19"/>
           <w:szCs w:val="19"/>
         </w:rPr>
-        <w:t xml:space="preserve"> variance and an efficiency variance. </w:t>
-      </w:r>
-      <w:r>
-        <w:rPr>
-          <w:sz w:val="19"/>
-          <w:szCs w:val="19"/>
-        </w:rPr>
-        <w:t xml:space="preserve">Fixed overhead does not </w:t>
+        <w:t xml:space="preserve"> with activity, so it </w:t>
       </w:r>
       <w:r>
         <w:rPr>
@@ -379,7 +379,14 @@
           <w:sz w:val="19"/>
           <w:szCs w:val="19"/>
         </w:rPr>
-        <w:t xml:space="preserve"> with activity, so it </w:t>
+        <w:t xml:space="preserve"> have an efficiency variance in the same sense. </w:t>
+      </w:r>
+      <w:r>
+        <w:rPr>
+          <w:sz w:val="19"/>
+          <w:szCs w:val="19"/>
+        </w:rPr>
+        <w:t xml:space="preserve">Fixed overhead still produces a second variance, but of a </w:t>
       </w:r>
       <w:r>
         <w:rPr>
@@ -411,14 +418,7 @@
           <w:sz w:val="19"/>
           <w:szCs w:val="19"/>
         </w:rPr>
-        <w:t xml:space="preserve"> have an efficiency variance in the same sense. </w:t>
-      </w:r>
-      <w:r>
-        <w:rPr>
-          <w:sz w:val="19"/>
-          <w:szCs w:val="19"/>
-        </w:rPr>
-        <w:t xml:space="preserve">Fixed overhead still produces a second variance, but of a </w:t>
+        <w:t xml:space="preserve"> kind: because the fixed rate assumes a </w:t>
       </w:r>
       <w:r>
         <w:rPr>
@@ -436,7 +436,7 @@
           <w:sz w:val="19"/>
           <w:szCs w:val="19"/>
         </w:rPr>
-        <w:t xml:space="preserve">           </w:t>
+        <w:t xml:space="preserve">             </w:t>
       </w:r>
       <w:r>
         <w:rPr>
@@ -450,7 +450,7 @@
           <w:sz w:val="19"/>
           <w:szCs w:val="19"/>
         </w:rPr>
-        <w:t xml:space="preserve"> kind: because the fixed rate assumes a </w:t>
+        <w:t xml:space="preserve"> level of activity, </w:t>
       </w:r>
       <w:r>
         <w:rPr>
@@ -468,7 +468,7 @@
           <w:sz w:val="19"/>
           <w:szCs w:val="19"/>
         </w:rPr>
-        <w:t xml:space="preserve">             </w:t>
+        <w:t xml:space="preserve">           </w:t>
       </w:r>
       <w:r>
         <w:rPr>
@@ -482,7 +482,7 @@
           <w:sz w:val="19"/>
           <w:szCs w:val="19"/>
         </w:rPr>
-        <w:t xml:space="preserve"> level of activity, producing more or less than that volume changes how much fixed overhead is absorbed. </w:t>
+        <w:t xml:space="preserve"> more or less than that volume changes how much fixed overhead is absorbed. </w:t>
       </w:r>
     </w:p>
     <w:tbl>
@@ -540,7 +540,7 @@
                 <w:sz w:val="16"/>
                 <w:szCs w:val="16"/>
               </w:rPr>
-              <w:t xml:space="preserve">efficiency   ·   spending   ·   machine   ·   material   ·   change   ·   cannot   ·   different   ·   denominator</w:t>
+              <w:t xml:space="preserve">efficiency   ·   change   ·   driver   ·   material   ·   cannot   ·   different   ·   denominator   ·   producing</w:t>
             </w:r>
           </w:p>
         </w:tc>
@@ -1099,7 +1099,7 @@
                 <w:sz w:val="16"/>
                 <w:szCs w:val="16"/>
               </w:rPr>
-              <w:t xml:space="preserve">change</w:t>
+              <w:t xml:space="preserve">cannot</w:t>
             </w:r>
           </w:p>
         </w:tc>
@@ -1167,7 +1167,7 @@
                 <w:sz w:val="16"/>
                 <w:szCs w:val="16"/>
               </w:rPr>
-              <w:t xml:space="preserve">cannot</w:t>
+              <w:t xml:space="preserve">different</w:t>
             </w:r>
           </w:p>
         </w:tc>
@@ -1235,7 +1235,7 @@
                 <w:sz w:val="16"/>
                 <w:szCs w:val="16"/>
               </w:rPr>
-              <w:t xml:space="preserve">different</w:t>
+              <w:t xml:space="preserve">denominator</w:t>
             </w:r>
           </w:p>
         </w:tc>
@@ -1303,7 +1303,7 @@
                 <w:sz w:val="16"/>
                 <w:szCs w:val="16"/>
               </w:rPr>
-              <w:t xml:space="preserve">denominator</w:t>
+              <w:t xml:space="preserve">producing</w:t>
             </w:r>
           </w:p>
         </w:tc>
@@ -1338,7 +1338,7 @@
                 <w:sz w:val="16"/>
                 <w:szCs w:val="16"/>
               </w:rPr>
-              <w:t xml:space="preserve">machine</w:t>
+              <w:t xml:space="preserve">driver</w:t>
             </w:r>
           </w:p>
         </w:tc>
@@ -1406,7 +1406,7 @@
                 <w:sz w:val="16"/>
                 <w:szCs w:val="16"/>
               </w:rPr>
-              <w:t xml:space="preserve">spending</w:t>
+              <w:t xml:space="preserve">change</w:t>
             </w:r>
           </w:p>
         </w:tc>
@@ -1662,7 +1662,7 @@
           <w:sz w:val="19"/>
           <w:szCs w:val="19"/>
         </w:rPr>
-        <w:t xml:space="preserve">The variable overhead </w:t>
+        <w:t xml:space="preserve">The variable overhead spending variance </w:t>
       </w:r>
       <w:r>
         <w:rPr>
@@ -1694,7 +1694,7 @@
           <w:sz w:val="19"/>
           <w:szCs w:val="19"/>
         </w:rPr>
-        <w:t xml:space="preserve"> variance compares actual overhead with the standard rate applied to the hours worked: $71,000 − 1,460 × $50.00 = $2,000 </w:t>
+        <w:t xml:space="preserve"> actual overhead with the standard rate </w:t>
       </w:r>
       <w:r>
         <w:rPr>
@@ -1726,14 +1726,14 @@
           <w:sz w:val="19"/>
           <w:szCs w:val="19"/>
         </w:rPr>
-        <w:t xml:space="preserve">. </w:t>
-      </w:r>
-      <w:r>
-        <w:rPr>
-          <w:sz w:val="19"/>
-          <w:szCs w:val="19"/>
-        </w:rPr>
-        <w:t xml:space="preserve">The variable overhead </w:t>
+        <w:t xml:space="preserve"> to the hours worked: $71,000 − 1,460 × $50.00 = $2,000 favorable. </w:t>
+      </w:r>
+      <w:r>
+        <w:rPr>
+          <w:sz w:val="19"/>
+          <w:szCs w:val="19"/>
+        </w:rPr>
+        <w:t xml:space="preserve">The variable overhead efficiency variance values the extra hours at the standard rate: $1,000 </w:t>
       </w:r>
       <w:r>
         <w:rPr>
@@ -1751,7 +1751,7 @@
           <w:sz w:val="19"/>
           <w:szCs w:val="19"/>
         </w:rPr>
-        <w:t xml:space="preserve">            </w:t>
+        <w:t xml:space="preserve">             </w:t>
       </w:r>
       <w:r>
         <w:rPr>
@@ -1765,7 +1765,7 @@
           <w:sz w:val="19"/>
           <w:szCs w:val="19"/>
         </w:rPr>
-        <w:t xml:space="preserve"> variance values the extra hours at the standard rate: $1,000 unfavorable. </w:t>
+        <w:t xml:space="preserve">. </w:t>
       </w:r>
     </w:p>
     <w:tbl>
@@ -1823,7 +1823,7 @@
                 <w:sz w:val="16"/>
                 <w:szCs w:val="16"/>
               </w:rPr>
-              <w:t xml:space="preserve">spending   ·   compares   ·   favorable   ·   efficiency</w:t>
+              <w:t xml:space="preserve">compares   ·   measures   ·   applied   ·   unfavorable</w:t>
             </w:r>
           </w:p>
         </w:tc>
@@ -2460,7 +2460,14 @@
           <w:sz w:val="19"/>
           <w:szCs w:val="19"/>
         </w:rPr>
-        <w:t xml:space="preserve"> make the $1,000 </w:t>
+        <w:t xml:space="preserve"> make the $1,000 favorable. </w:t>
+      </w:r>
+      <w:r>
+        <w:rPr>
+          <w:sz w:val="19"/>
+          <w:szCs w:val="19"/>
+        </w:rPr>
+        <w:t xml:space="preserve">Note what each </w:t>
       </w:r>
       <w:r>
         <w:rPr>
@@ -2492,14 +2499,7 @@
           <w:sz w:val="19"/>
           <w:szCs w:val="19"/>
         </w:rPr>
-        <w:t xml:space="preserve">. </w:t>
-      </w:r>
-      <w:r>
-        <w:rPr>
-          <w:sz w:val="19"/>
-          <w:szCs w:val="19"/>
-        </w:rPr>
-        <w:t xml:space="preserve">Note what each </w:t>
+        <w:t xml:space="preserve">: spending is about the rate paid for power and </w:t>
       </w:r>
       <w:r>
         <w:rPr>
@@ -2531,7 +2531,7 @@
           <w:sz w:val="19"/>
           <w:szCs w:val="19"/>
         </w:rPr>
-        <w:t xml:space="preserve">: spending is about the rate paid for power and supplies; efficiency is about machine hours, so it follows the same cause as the labor efficiency variance. </w:t>
+        <w:t xml:space="preserve">; efficiency is about machine hours, so it follows the same cause as the labor efficiency variance. </w:t>
       </w:r>
     </w:p>
     <w:tbl>
@@ -2589,7 +2589,7 @@
                 <w:sz w:val="16"/>
                 <w:szCs w:val="16"/>
               </w:rPr>
-              <w:t xml:space="preserve">variance   ·   measures   ·   favorable   ·   together</w:t>
+              <w:t xml:space="preserve">applied   ·   supplies   ·   measures   ·   together</w:t>
             </w:r>
           </w:p>
         </w:tc>
@@ -2898,7 +2898,7 @@
                 <w:sz w:val="16"/>
                 <w:szCs w:val="16"/>
               </w:rPr>
-              <w:t xml:space="preserve">spending</w:t>
+              <w:t xml:space="preserve">compares</w:t>
             </w:r>
           </w:p>
         </w:tc>
@@ -2966,7 +2966,7 @@
                 <w:sz w:val="16"/>
                 <w:szCs w:val="16"/>
               </w:rPr>
-              <w:t xml:space="preserve">favorable</w:t>
+              <w:t xml:space="preserve">applied</w:t>
             </w:r>
           </w:p>
         </w:tc>
@@ -3034,7 +3034,7 @@
                 <w:sz w:val="16"/>
                 <w:szCs w:val="16"/>
               </w:rPr>
-              <w:t xml:space="preserve">efficiency</w:t>
+              <w:t xml:space="preserve">unfavorable</w:t>
             </w:r>
           </w:p>
         </w:tc>
@@ -3067,7 +3067,7 @@
                 <w:sz w:val="16"/>
                 <w:szCs w:val="16"/>
               </w:rPr>
-              <w:t xml:space="preserve">favorable</w:t>
+              <w:t xml:space="preserve">measures</w:t>
             </w:r>
           </w:p>
         </w:tc>
@@ -3135,7 +3135,7 @@
                 <w:sz w:val="16"/>
                 <w:szCs w:val="16"/>
               </w:rPr>
-              <w:t xml:space="preserve">measures</w:t>
+              <w:t xml:space="preserve">supplies</w:t>
             </w:r>
           </w:p>
         </w:tc>
@@ -3354,14 +3354,7 @@
           <w:sz w:val="19"/>
           <w:szCs w:val="19"/>
         </w:rPr>
-        <w:t xml:space="preserve"> middle column: the budget, which is the same at any volume. </w:t>
-      </w:r>
-      <w:r>
-        <w:rPr>
-          <w:sz w:val="19"/>
-          <w:szCs w:val="19"/>
-        </w:rPr>
-        <w:t xml:space="preserve">The left gap is the fixed overhead spending variance; the right gap is the </w:t>
+        <w:t xml:space="preserve"> middle column: the </w:t>
       </w:r>
       <w:r>
         <w:rPr>
@@ -3379,7 +3372,7 @@
           <w:sz w:val="19"/>
           <w:szCs w:val="19"/>
         </w:rPr>
-        <w:t xml:space="preserve">                   </w:t>
+        <w:t xml:space="preserve">           </w:t>
       </w:r>
       <w:r>
         <w:rPr>
@@ -3393,7 +3386,14 @@
           <w:sz w:val="19"/>
           <w:szCs w:val="19"/>
         </w:rPr>
-        <w:t xml:space="preserve"> variance. </w:t>
+        <w:t xml:space="preserve">, which is the same at any volume. </w:t>
+      </w:r>
+      <w:r>
+        <w:rPr>
+          <w:sz w:val="19"/>
+          <w:szCs w:val="19"/>
+        </w:rPr>
+        <w:t xml:space="preserve">The left gap is the fixed overhead spending variance; the right gap is the production-volume variance. </w:t>
       </w:r>
     </w:p>
     <w:tbl>
@@ -3451,7 +3451,7 @@
                 <w:sz w:val="16"/>
                 <w:szCs w:val="16"/>
               </w:rPr>
-              <w:t xml:space="preserve">variance   ·   different   ·   production-volume</w:t>
+              <w:t xml:space="preserve">products   ·   different   ·   budget</w:t>
             </w:r>
           </w:p>
         </w:tc>
@@ -4146,27 +4146,23 @@
         <w:tc>
           <w:tcPr>
             <w:tcW w:type="pct" w:w="2400"/>
-            <w:shd w:fill="FFFFFF" w:val="clear"/>
-            <w:tcMar>
-              <w:top w:type="dxa" w:w="50"/>
-              <w:left w:type="dxa" w:w="110"/>
-              <w:bottom w:type="dxa" w:w="50"/>
-              <w:right w:type="dxa" w:w="110"/>
-            </w:tcMar>
-          </w:tcPr>
-          <w:p>
-            <w:pPr>
-              <w:spacing w:before="46" w:after="46"/>
-            </w:pPr>
-            <w:r>
-              <w:rPr>
-                <w:b/>
-                <w:bCs/>
-                <w:color w:val="8186EF"/>
-                <w:sz w:val="14"/>
-                <w:szCs w:val="14"/>
-              </w:rPr>
-              <w:t xml:space="preserve">(8)</w:t>
+            <w:tcMar>
+              <w:top w:type="dxa" w:w="50"/>
+              <w:left w:type="dxa" w:w="110"/>
+              <w:bottom w:type="dxa" w:w="50"/>
+              <w:right w:type="dxa" w:w="110"/>
+            </w:tcMar>
+          </w:tcPr>
+          <w:p>
+            <w:pPr>
+              <w:spacing w:before="28" w:after="28"/>
+            </w:pPr>
+            <w:r>
+              <w:rPr>
+                <w:sz w:val="15"/>
+                <w:szCs w:val="15"/>
+              </w:rPr>
+              <w:t xml:space="preserve">Production-volume variance</w:t>
             </w:r>
           </w:p>
         </w:tc>
@@ -4251,7 +4247,7 @@
                 <w:sz w:val="16"/>
                 <w:szCs w:val="16"/>
               </w:rPr>
-              <w:t xml:space="preserve">Denominator volume (75,000 cases)   ·   Applied: 1,440 hours × $100.00   ·   Production-volume variance   ·   denominator level   ·   Budgeted fixed overhead for the month</w:t>
+              <w:t xml:space="preserve">Denominator volume (75,000 cases)   ·   Applied: 1,440 hours × $100.00   ·   fixed overhead spending variance   ·   Budgeted fixed overhead for the month</w:t>
             </w:r>
           </w:p>
         </w:tc>
@@ -4278,7 +4274,7 @@
           <w:sz w:val="16"/>
           <w:szCs w:val="16"/>
         </w:rPr>
-        <w:t xml:space="preserve">      gaps 9–11</w:t>
+        <w:t xml:space="preserve">      gaps 8–10</w:t>
       </w:r>
     </w:p>
     <w:p>
@@ -4291,7 +4287,7 @@
           <w:sz w:val="19"/>
           <w:szCs w:val="19"/>
         </w:rPr>
-        <w:t xml:space="preserve">The </w:t>
+        <w:t xml:space="preserve">The production-volume variance is not a </w:t>
       </w:r>
       <w:r>
         <w:rPr>
@@ -4301,7 +4297,7 @@
           <w:sz w:val="15"/>
           <w:szCs w:val="15"/>
         </w:rPr>
-        <w:t xml:space="preserve"> (9) </w:t>
+        <w:t xml:space="preserve"> (8) </w:t>
       </w:r>
       <w:r>
         <w:rPr>
@@ -4309,7 +4305,7 @@
           <w:sz w:val="19"/>
           <w:szCs w:val="19"/>
         </w:rPr>
-        <w:t xml:space="preserve">                   </w:t>
+        <w:t xml:space="preserve">           </w:t>
       </w:r>
       <w:r>
         <w:rPr>
@@ -4323,7 +4319,14 @@
           <w:sz w:val="19"/>
           <w:szCs w:val="19"/>
         </w:rPr>
-        <w:t xml:space="preserve"> variance is not a </w:t>
+        <w:t xml:space="preserve"> of cost control. </w:t>
+      </w:r>
+      <w:r>
+        <w:rPr>
+          <w:sz w:val="19"/>
+          <w:szCs w:val="19"/>
+        </w:rPr>
+        <w:t xml:space="preserve">Nobody spent $6,000 too much: the </w:t>
       </w:r>
       <w:r>
         <w:rPr>
@@ -4333,7 +4336,7 @@
           <w:sz w:val="15"/>
           <w:szCs w:val="15"/>
         </w:rPr>
-        <w:t xml:space="preserve"> (10) </w:t>
+        <w:t xml:space="preserve"> (9) </w:t>
       </w:r>
       <w:r>
         <w:rPr>
@@ -4355,14 +4358,7 @@
           <w:sz w:val="19"/>
           <w:szCs w:val="19"/>
         </w:rPr>
-        <w:t xml:space="preserve"> of cost control. </w:t>
-      </w:r>
-      <w:r>
-        <w:rPr>
-          <w:sz w:val="19"/>
-          <w:szCs w:val="19"/>
-        </w:rPr>
-        <w:t xml:space="preserve">Nobody spent $6,000 too much: the </w:t>
+        <w:t xml:space="preserve"> simply produced fewer cases than the volume assumed when the rate was set, so less fixed overhead was </w:t>
       </w:r>
       <w:r>
         <w:rPr>
@@ -4372,7 +4368,7 @@
           <w:sz w:val="15"/>
           <w:szCs w:val="15"/>
         </w:rPr>
-        <w:t xml:space="preserve"> (11) </w:t>
+        <w:t xml:space="preserve"> (10) </w:t>
       </w:r>
       <w:r>
         <w:rPr>
@@ -4394,7 +4390,7 @@
           <w:sz w:val="19"/>
           <w:szCs w:val="19"/>
         </w:rPr>
-        <w:t xml:space="preserve"> simply produced fewer cases than the volume assumed when the rate was set, so less fixed overhead was absorbed into products. </w:t>
+        <w:t xml:space="preserve"> into products. </w:t>
       </w:r>
     </w:p>
     <w:tbl>
@@ -4452,7 +4448,7 @@
                 <w:sz w:val="16"/>
                 <w:szCs w:val="16"/>
               </w:rPr>
-              <w:t xml:space="preserve">measure   ·   overhead   ·   division   ·   production-volume</w:t>
+              <w:t xml:space="preserve">division   ·   borrowed   ·   absorbed   ·   measure</w:t>
             </w:r>
           </w:p>
         </w:tc>
@@ -4538,7 +4534,7 @@
           <w:sz w:val="16"/>
           <w:szCs w:val="16"/>
         </w:rPr>
-        <w:t xml:space="preserve">      gaps 12–13</w:t>
+        <w:t xml:space="preserve">      gaps 11–12</w:t>
       </w:r>
     </w:p>
     <w:p>
@@ -4551,7 +4547,7 @@
           <w:sz w:val="19"/>
           <w:szCs w:val="19"/>
         </w:rPr>
-        <w:t xml:space="preserve">Fixed overhead has a spending variance and a </w:t>
+        <w:t xml:space="preserve">Fixed overhead has a spending variance and a production-volume variance, and </w:t>
       </w:r>
       <w:r>
         <w:rPr>
@@ -4561,7 +4557,7 @@
           <w:sz w:val="15"/>
           <w:szCs w:val="15"/>
         </w:rPr>
-        <w:t xml:space="preserve"> (12) </w:t>
+        <w:t xml:space="preserve"> (11) </w:t>
       </w:r>
       <w:r>
         <w:rPr>
@@ -4569,7 +4565,7 @@
           <w:sz w:val="19"/>
           <w:szCs w:val="19"/>
         </w:rPr>
-        <w:t xml:space="preserve">                   </w:t>
+        <w:t xml:space="preserve">           </w:t>
       </w:r>
       <w:r>
         <w:rPr>
@@ -4583,7 +4579,7 @@
           <w:sz w:val="19"/>
           <w:szCs w:val="19"/>
         </w:rPr>
-        <w:t xml:space="preserve"> variance, and nothing else. </w:t>
+        <w:t xml:space="preserve"> else. </w:t>
       </w:r>
       <w:r>
         <w:rPr>
@@ -4600,7 +4596,7 @@
           <w:sz w:val="15"/>
           <w:szCs w:val="15"/>
         </w:rPr>
-        <w:t xml:space="preserve"> (13) </w:t>
+        <w:t xml:space="preserve"> (12) </w:t>
       </w:r>
       <w:r>
         <w:rPr>
@@ -4680,7 +4676,7 @@
                 <w:sz w:val="16"/>
                 <w:szCs w:val="16"/>
               </w:rPr>
-              <w:t xml:space="preserve">efficiency   ·   borrowed   ·   production-volume</w:t>
+              <w:t xml:space="preserve">efficiency   ·   variance   ·   nothing</w:t>
             </w:r>
           </w:p>
         </w:tc>
@@ -5201,14 +5197,14 @@
                 <w:sz w:val="16"/>
                 <w:szCs w:val="16"/>
               </w:rPr>
-              <w:t xml:space="preserve">9  </w:t>
-            </w:r>
-            <w:r>
-              <w:rPr>
-                <w:sz w:val="16"/>
-                <w:szCs w:val="16"/>
-              </w:rPr>
-              <w:t xml:space="preserve">production-volume</w:t>
+              <w:t xml:space="preserve">8  </w:t>
+            </w:r>
+            <w:r>
+              <w:rPr>
+                <w:sz w:val="16"/>
+                <w:szCs w:val="16"/>
+              </w:rPr>
+              <w:t xml:space="preserve">measure</w:t>
             </w:r>
           </w:p>
         </w:tc>
@@ -5243,7 +5239,7 @@
                 <w:sz w:val="16"/>
                 <w:szCs w:val="16"/>
               </w:rPr>
-              <w:t xml:space="preserve">production-volume</w:t>
+              <w:t xml:space="preserve">budget</w:t>
             </w:r>
           </w:p>
         </w:tc>
@@ -5269,14 +5265,14 @@
                 <w:sz w:val="16"/>
                 <w:szCs w:val="16"/>
               </w:rPr>
-              <w:t xml:space="preserve">10  </w:t>
-            </w:r>
-            <w:r>
-              <w:rPr>
-                <w:sz w:val="16"/>
-                <w:szCs w:val="16"/>
-              </w:rPr>
-              <w:t xml:space="preserve">measure</w:t>
+              <w:t xml:space="preserve">9  </w:t>
+            </w:r>
+            <w:r>
+              <w:rPr>
+                <w:sz w:val="16"/>
+                <w:szCs w:val="16"/>
+              </w:rPr>
+              <w:t xml:space="preserve">division</w:t>
             </w:r>
           </w:p>
         </w:tc>
@@ -5337,14 +5333,14 @@
                 <w:sz w:val="16"/>
                 <w:szCs w:val="16"/>
               </w:rPr>
-              <w:t xml:space="preserve">11  </w:t>
-            </w:r>
-            <w:r>
-              <w:rPr>
-                <w:sz w:val="16"/>
-                <w:szCs w:val="16"/>
-              </w:rPr>
-              <w:t xml:space="preserve">division</w:t>
+              <w:t xml:space="preserve">10  </w:t>
+            </w:r>
+            <w:r>
+              <w:rPr>
+                <w:sz w:val="16"/>
+                <w:szCs w:val="16"/>
+              </w:rPr>
+              <w:t xml:space="preserve">absorbed</w:t>
             </w:r>
           </w:p>
         </w:tc>
@@ -5405,14 +5401,14 @@
                 <w:sz w:val="16"/>
                 <w:szCs w:val="16"/>
               </w:rPr>
-              <w:t xml:space="preserve">12  </w:t>
-            </w:r>
-            <w:r>
-              <w:rPr>
-                <w:sz w:val="16"/>
-                <w:szCs w:val="16"/>
-              </w:rPr>
-              <w:t xml:space="preserve">production-volume</w:t>
+              <w:t xml:space="preserve">11  </w:t>
+            </w:r>
+            <w:r>
+              <w:rPr>
+                <w:sz w:val="16"/>
+                <w:szCs w:val="16"/>
+              </w:rPr>
+              <w:t xml:space="preserve">nothing</w:t>
             </w:r>
           </w:p>
         </w:tc>
@@ -5473,7 +5469,7 @@
                 <w:sz w:val="16"/>
                 <w:szCs w:val="16"/>
               </w:rPr>
-              <w:t xml:space="preserve">13  </w:t>
+              <w:t xml:space="preserve">12  </w:t>
             </w:r>
             <w:r>
               <w:rPr>
@@ -5541,7 +5537,7 @@
                 <w:sz w:val="16"/>
                 <w:szCs w:val="16"/>
               </w:rPr>
-              <w:t xml:space="preserve">14  </w:t>
+              <w:t xml:space="preserve">13  </w:t>
             </w:r>
             <w:r>
               <w:rPr>
@@ -5609,7 +5605,7 @@
                 <w:sz w:val="16"/>
                 <w:szCs w:val="16"/>
               </w:rPr>
-              <w:t xml:space="preserve">15  </w:t>
+              <w:t xml:space="preserve">14  </w:t>
             </w:r>
             <w:r>
               <w:rPr>
@@ -5617,64 +5613,6 @@
                 <w:szCs w:val="16"/>
               </w:rPr>
               <w:t xml:space="preserve">denominator level</w:t>
-            </w:r>
-          </w:p>
-        </w:tc>
-      </w:tr>
-      <w:tr>
-        <w:tc>
-          <w:tcPr>
-            <w:tcW w:type="pct" w:w="2500"/>
-            <w:tcMar>
-              <w:top w:type="dxa" w:w="20"/>
-              <w:left w:type="dxa" w:w="80"/>
-              <w:bottom w:type="dxa" w:w="20"/>
-              <w:right w:type="dxa" w:w="80"/>
-            </w:tcMar>
-          </w:tcPr>
-          <w:p>
-            <w:pPr>
-              <w:spacing w:before="12" w:after="12"/>
-            </w:pPr>
-            <w:r>
-              <w:rPr>
-                <w:b/>
-                <w:bCs/>
-                <w:color w:val="8186EF"/>
-                <w:sz w:val="16"/>
-                <w:szCs w:val="16"/>
-              </w:rPr>
-              <w:t xml:space="preserve">8  </w:t>
-            </w:r>
-            <w:r>
-              <w:rPr>
-                <w:sz w:val="16"/>
-                <w:szCs w:val="16"/>
-              </w:rPr>
-              <w:t xml:space="preserve">Production-volume variance</w:t>
-            </w:r>
-          </w:p>
-        </w:tc>
-        <w:tc>
-          <w:tcPr>
-            <w:tcW w:type="pct" w:w="2500"/>
-            <w:tcMar>
-              <w:top w:type="dxa" w:w="20"/>
-              <w:left w:type="dxa" w:w="80"/>
-              <w:bottom w:type="dxa" w:w="20"/>
-              <w:right w:type="dxa" w:w="80"/>
-            </w:tcMar>
-          </w:tcPr>
-          <w:p>
-            <w:pPr>
-              <w:spacing w:before="24" w:after="24"/>
-            </w:pPr>
-            <w:r>
-              <w:rPr>
-                <w:sz w:val="16"/>
-                <w:szCs w:val="16"/>
-              </w:rPr>
-              <w:t xml:space="preserve"/>
             </w:r>
           </w:p>
         </w:tc>
@@ -5925,7 +5863,7 @@
       <w:r>
         <w:drawing>
           <wp:inline distT="0" distB="0" distL="0" distR="0">
-            <wp:extent cx="5734050" cy="1614600"/>
+            <wp:extent cx="5734050" cy="2255900"/>
             <wp:effectExtent t="0" r="0" b="0" l="0"/>
             <wp:docPr id="1" name="" descr="" title=""/>
             <wp:cNvGraphicFramePr>
@@ -5950,7 +5888,7 @@
                   <pic:spPr bwMode="auto">
                     <a:xfrm>
                       <a:off x="0" y="0"/>
-                      <a:ext cx="5734050" cy="1614600"/>
+                      <a:ext cx="5734050" cy="2255900"/>
                     </a:xfrm>
                     <a:prstGeom prst="rect">
                       <a:avLst/>
@@ -6090,7 +6028,7 @@
           <w:sz w:val="19"/>
           <w:szCs w:val="19"/>
         </w:rPr>
-        <w:t xml:space="preserve"> analysis the two spending </w:t>
+        <w:t xml:space="preserve"> analysis the two </w:t>
       </w:r>
       <w:r>
         <w:rPr>
@@ -6122,7 +6060,7 @@
           <w:sz w:val="19"/>
           <w:szCs w:val="19"/>
         </w:rPr>
-        <w:t xml:space="preserve"> are combined; here they cancel, which shows why the four-way analysis is more useful. </w:t>
+        <w:t xml:space="preserve"> variances are combined; here they cancel, which shows why the four-way analysis is more useful. </w:t>
       </w:r>
       <w:r>
         <w:rPr>
@@ -6258,7 +6196,7 @@
                 <w:sz w:val="16"/>
                 <w:szCs w:val="16"/>
               </w:rPr>
-              <w:t xml:space="preserve">variances   ·   everything   ·   three-way   ·   controllable   ·   combined</w:t>
+              <w:t xml:space="preserve">spending   ·   everything   ·   three-way   ·   controllable   ·   combined</w:t>
             </w:r>
           </w:p>
         </w:tc>
@@ -7020,7 +6958,7 @@
                 <w:sz w:val="16"/>
                 <w:szCs w:val="16"/>
               </w:rPr>
-              <w:t xml:space="preserve">variances</w:t>
+              <w:t xml:space="preserve">spending</w:t>
             </w:r>
           </w:p>
         </w:tc>
@@ -8894,10 +8832,10 @@
         </w:tblBorders>
       </w:tblPr>
       <w:tblGrid>
-        <w:gridCol w:w="1184"/>
+        <w:gridCol w:w="1109"/>
         <w:gridCol w:w="1091"/>
         <w:gridCol w:w="4224"/>
-        <w:gridCol w:w="3101"/>
+        <w:gridCol w:w="3177"/>
       </w:tblGrid>
       <w:tr>
         <w:tc>
@@ -8932,7 +8870,7 @@
       <w:tr>
         <w:tc>
           <w:tcPr>
-            <w:tcW w:type="pct" w:w="617"/>
+            <w:tcW w:type="pct" w:w="577"/>
             <w:shd w:fill="353A7C" w:val="clear"/>
             <w:tcMar>
               <w:top w:type="dxa" w:w="50"/>
@@ -9013,7 +8951,7 @@
         </w:tc>
         <w:tc>
           <w:tcPr>
-            <w:tcW w:type="pct" w:w="1615"/>
+            <w:tcW w:type="pct" w:w="1654"/>
             <w:shd w:fill="353A7C" w:val="clear"/>
             <w:tcMar>
               <w:top w:type="dxa" w:w="50"/>
@@ -9042,7 +8980,7 @@
       <w:tr>
         <w:tc>
           <w:tcPr>
-            <w:tcW w:type="pct" w:w="617"/>
+            <w:tcW w:type="pct" w:w="577"/>
             <w:tcMar>
               <w:top w:type="dxa" w:w="50"/>
               <w:left w:type="dxa" w:w="110"/>
@@ -9115,7 +9053,7 @@
         </w:tc>
         <w:tc>
           <w:tcPr>
-            <w:tcW w:type="pct" w:w="1615"/>
+            <w:tcW w:type="pct" w:w="1654"/>
             <w:tcMar>
               <w:top w:type="dxa" w:w="50"/>
               <w:left w:type="dxa" w:w="110"/>
@@ -9140,7 +9078,7 @@
       <w:tr>
         <w:tc>
           <w:tcPr>
-            <w:tcW w:type="pct" w:w="617"/>
+            <w:tcW w:type="pct" w:w="577"/>
             <w:shd w:fill="FBFAF6" w:val="clear"/>
             <w:tcMar>
               <w:top w:type="dxa" w:w="50"/>
@@ -9165,54 +9103,6 @@
         <w:tc>
           <w:tcPr>
             <w:tcW w:type="pct" w:w="568"/>
-            <w:shd w:fill="FBFAF6" w:val="clear"/>
-            <w:tcMar>
-              <w:top w:type="dxa" w:w="50"/>
-              <w:left w:type="dxa" w:w="110"/>
-              <w:bottom w:type="dxa" w:w="50"/>
-              <w:right w:type="dxa" w:w="110"/>
-            </w:tcMar>
-          </w:tcPr>
-          <w:p>
-            <w:pPr>
-              <w:spacing w:before="28" w:after="28"/>
-            </w:pPr>
-            <w:r>
-              <w:rPr>
-                <w:sz w:val="15"/>
-                <w:szCs w:val="15"/>
-              </w:rPr>
-              <w:t xml:space="preserve">1,000 U</w:t>
-            </w:r>
-          </w:p>
-        </w:tc>
-        <w:tc>
-          <w:tcPr>
-            <w:tcW w:type="pct" w:w="2200"/>
-            <w:shd w:fill="FBFAF6" w:val="clear"/>
-            <w:tcMar>
-              <w:top w:type="dxa" w:w="50"/>
-              <w:left w:type="dxa" w:w="110"/>
-              <w:bottom w:type="dxa" w:w="50"/>
-              <w:right w:type="dxa" w:w="110"/>
-            </w:tcMar>
-          </w:tcPr>
-          <w:p>
-            <w:pPr>
-              <w:spacing w:before="28" w:after="28"/>
-            </w:pPr>
-            <w:r>
-              <w:rPr>
-                <w:sz w:val="15"/>
-                <w:szCs w:val="15"/>
-              </w:rPr>
-              <w:t xml:space="preserve">The long changeover ran the machines 20 hours longer than the standard</w:t>
-            </w:r>
-          </w:p>
-        </w:tc>
-        <w:tc>
-          <w:tcPr>
-            <w:tcW w:type="pct" w:w="1615"/>
             <w:shd w:fill="FFFFFF" w:val="clear"/>
             <w:tcMar>
               <w:top w:type="dxa" w:w="50"/>
@@ -9237,11 +9127,10 @@
             </w:r>
           </w:p>
         </w:tc>
-      </w:tr>
-      <w:tr>
-        <w:tc>
-          <w:tcPr>
-            <w:tcW w:type="pct" w:w="617"/>
+        <w:tc>
+          <w:tcPr>
+            <w:tcW w:type="pct" w:w="2200"/>
+            <w:shd w:fill="FBFAF6" w:val="clear"/>
             <w:tcMar>
               <w:top w:type="dxa" w:w="50"/>
               <w:left w:type="dxa" w:w="110"/>
@@ -9258,6 +9147,55 @@
                 <w:sz w:val="15"/>
                 <w:szCs w:val="15"/>
               </w:rPr>
+              <w:t xml:space="preserve">The long changeover ran the machines 20 hours longer than the standard</w:t>
+            </w:r>
+          </w:p>
+        </w:tc>
+        <w:tc>
+          <w:tcPr>
+            <w:tcW w:type="pct" w:w="1654"/>
+            <w:shd w:fill="FBFAF6" w:val="clear"/>
+            <w:tcMar>
+              <w:top w:type="dxa" w:w="50"/>
+              <w:left w:type="dxa" w:w="110"/>
+              <w:bottom w:type="dxa" w:w="50"/>
+              <w:right w:type="dxa" w:w="110"/>
+            </w:tcMar>
+          </w:tcPr>
+          <w:p>
+            <w:pPr>
+              <w:spacing w:before="28" w:after="28"/>
+            </w:pPr>
+            <w:r>
+              <w:rPr>
+                <w:sz w:val="15"/>
+                <w:szCs w:val="15"/>
+              </w:rPr>
+              <w:t xml:space="preserve">Shorten changeovers (Book 2, Chapter 15)</w:t>
+            </w:r>
+          </w:p>
+        </w:tc>
+      </w:tr>
+      <w:tr>
+        <w:tc>
+          <w:tcPr>
+            <w:tcW w:type="pct" w:w="577"/>
+            <w:tcMar>
+              <w:top w:type="dxa" w:w="50"/>
+              <w:left w:type="dxa" w:w="110"/>
+              <w:bottom w:type="dxa" w:w="50"/>
+              <w:right w:type="dxa" w:w="110"/>
+            </w:tcMar>
+          </w:tcPr>
+          <w:p>
+            <w:pPr>
+              <w:spacing w:before="28" w:after="28"/>
+            </w:pPr>
+            <w:r>
+              <w:rPr>
+                <w:sz w:val="15"/>
+                <w:szCs w:val="15"/>
+              </w:rPr>
               <w:t xml:space="preserve">FOH spending</w:t>
             </w:r>
           </w:p>
@@ -9265,6 +9203,52 @@
         <w:tc>
           <w:tcPr>
             <w:tcW w:type="pct" w:w="568"/>
+            <w:tcMar>
+              <w:top w:type="dxa" w:w="50"/>
+              <w:left w:type="dxa" w:w="110"/>
+              <w:bottom w:type="dxa" w:w="50"/>
+              <w:right w:type="dxa" w:w="110"/>
+            </w:tcMar>
+          </w:tcPr>
+          <w:p>
+            <w:pPr>
+              <w:spacing w:before="28" w:after="28"/>
+            </w:pPr>
+            <w:r>
+              <w:rPr>
+                <w:sz w:val="15"/>
+                <w:szCs w:val="15"/>
+              </w:rPr>
+              <w:t xml:space="preserve">2,000 U</w:t>
+            </w:r>
+          </w:p>
+        </w:tc>
+        <w:tc>
+          <w:tcPr>
+            <w:tcW w:type="pct" w:w="2200"/>
+            <w:tcMar>
+              <w:top w:type="dxa" w:w="50"/>
+              <w:left w:type="dxa" w:w="110"/>
+              <w:bottom w:type="dxa" w:w="50"/>
+              <w:right w:type="dxa" w:w="110"/>
+            </w:tcMar>
+          </w:tcPr>
+          <w:p>
+            <w:pPr>
+              <w:spacing w:before="28" w:after="28"/>
+            </w:pPr>
+            <w:r>
+              <w:rPr>
+                <w:sz w:val="15"/>
+                <w:szCs w:val="15"/>
+              </w:rPr>
+              <w:t xml:space="preserve">Unplanned repair to the filling line</w:t>
+            </w:r>
+          </w:p>
+        </w:tc>
+        <w:tc>
+          <w:tcPr>
+            <w:tcW w:type="pct" w:w="1654"/>
             <w:shd w:fill="FFFFFF" w:val="clear"/>
             <w:tcMar>
               <w:top w:type="dxa" w:w="50"/>
@@ -9289,9 +9273,12 @@
             </w:r>
           </w:p>
         </w:tc>
-        <w:tc>
-          <w:tcPr>
-            <w:tcW w:type="pct" w:w="2200"/>
+      </w:tr>
+      <w:tr>
+        <w:tc>
+          <w:tcPr>
+            <w:tcW w:type="pct" w:w="577"/>
+            <w:shd w:fill="FBFAF6" w:val="clear"/>
             <w:tcMar>
               <w:top w:type="dxa" w:w="50"/>
               <w:left w:type="dxa" w:w="110"/>
@@ -9308,55 +9295,6 @@
                 <w:sz w:val="15"/>
                 <w:szCs w:val="15"/>
               </w:rPr>
-              <w:t xml:space="preserve">Unplanned repair to the filling line</w:t>
-            </w:r>
-          </w:p>
-        </w:tc>
-        <w:tc>
-          <w:tcPr>
-            <w:tcW w:type="pct" w:w="1615"/>
-            <w:tcMar>
-              <w:top w:type="dxa" w:w="50"/>
-              <w:left w:type="dxa" w:w="110"/>
-              <w:bottom w:type="dxa" w:w="50"/>
-              <w:right w:type="dxa" w:w="110"/>
-            </w:tcMar>
-          </w:tcPr>
-          <w:p>
-            <w:pPr>
-              <w:spacing w:before="28" w:after="28"/>
-            </w:pPr>
-            <w:r>
-              <w:rPr>
-                <w:sz w:val="15"/>
-                <w:szCs w:val="15"/>
-              </w:rPr>
-              <w:t xml:space="preserve">Plan preventive maintenance in the quiet quarter</w:t>
-            </w:r>
-          </w:p>
-        </w:tc>
-      </w:tr>
-      <w:tr>
-        <w:tc>
-          <w:tcPr>
-            <w:tcW w:type="pct" w:w="617"/>
-            <w:shd w:fill="FBFAF6" w:val="clear"/>
-            <w:tcMar>
-              <w:top w:type="dxa" w:w="50"/>
-              <w:left w:type="dxa" w:w="110"/>
-              <w:bottom w:type="dxa" w:w="50"/>
-              <w:right w:type="dxa" w:w="110"/>
-            </w:tcMar>
-          </w:tcPr>
-          <w:p>
-            <w:pPr>
-              <w:spacing w:before="28" w:after="28"/>
-            </w:pPr>
-            <w:r>
-              <w:rPr>
-                <w:sz w:val="15"/>
-                <w:szCs w:val="15"/>
-              </w:rPr>
               <w:t xml:space="preserve">Production-volume</w:t>
             </w:r>
           </w:p>
@@ -9364,54 +9302,6 @@
         <w:tc>
           <w:tcPr>
             <w:tcW w:type="pct" w:w="568"/>
-            <w:shd w:fill="FBFAF6" w:val="clear"/>
-            <w:tcMar>
-              <w:top w:type="dxa" w:w="50"/>
-              <w:left w:type="dxa" w:w="110"/>
-              <w:bottom w:type="dxa" w:w="50"/>
-              <w:right w:type="dxa" w:w="110"/>
-            </w:tcMar>
-          </w:tcPr>
-          <w:p>
-            <w:pPr>
-              <w:spacing w:before="28" w:after="28"/>
-            </w:pPr>
-            <w:r>
-              <w:rPr>
-                <w:sz w:val="15"/>
-                <w:szCs w:val="15"/>
-              </w:rPr>
-              <w:t xml:space="preserve">6,000 U</w:t>
-            </w:r>
-          </w:p>
-        </w:tc>
-        <w:tc>
-          <w:tcPr>
-            <w:tcW w:type="pct" w:w="2200"/>
-            <w:shd w:fill="FBFAF6" w:val="clear"/>
-            <w:tcMar>
-              <w:top w:type="dxa" w:w="50"/>
-              <w:left w:type="dxa" w:w="110"/>
-              <w:bottom w:type="dxa" w:w="50"/>
-              <w:right w:type="dxa" w:w="110"/>
-            </w:tcMar>
-          </w:tcPr>
-          <w:p>
-            <w:pPr>
-              <w:spacing w:before="28" w:after="28"/>
-            </w:pPr>
-            <w:r>
-              <w:rPr>
-                <w:sz w:val="15"/>
-                <w:szCs w:val="15"/>
-              </w:rPr>
-              <w:t xml:space="preserve">3,000 fewer cases than the normal volume, so less fixed overhead was absorbed</w:t>
-            </w:r>
-          </w:p>
-        </w:tc>
-        <w:tc>
-          <w:tcPr>
-            <w:tcW w:type="pct" w:w="1615"/>
             <w:shd w:fill="FFFFFF" w:val="clear"/>
             <w:tcMar>
               <w:top w:type="dxa" w:w="50"/>
@@ -9433,6 +9323,54 @@
                 <w:szCs w:val="14"/>
               </w:rPr>
               <w:t xml:space="preserve">(6)</w:t>
+            </w:r>
+          </w:p>
+        </w:tc>
+        <w:tc>
+          <w:tcPr>
+            <w:tcW w:type="pct" w:w="2200"/>
+            <w:shd w:fill="FBFAF6" w:val="clear"/>
+            <w:tcMar>
+              <w:top w:type="dxa" w:w="50"/>
+              <w:left w:type="dxa" w:w="110"/>
+              <w:bottom w:type="dxa" w:w="50"/>
+              <w:right w:type="dxa" w:w="110"/>
+            </w:tcMar>
+          </w:tcPr>
+          <w:p>
+            <w:pPr>
+              <w:spacing w:before="28" w:after="28"/>
+            </w:pPr>
+            <w:r>
+              <w:rPr>
+                <w:sz w:val="15"/>
+                <w:szCs w:val="15"/>
+              </w:rPr>
+              <w:t xml:space="preserve">3,000 fewer cases than the normal volume, so less fixed overhead was absorbed</w:t>
+            </w:r>
+          </w:p>
+        </w:tc>
+        <w:tc>
+          <w:tcPr>
+            <w:tcW w:type="pct" w:w="1654"/>
+            <w:shd w:fill="FBFAF6" w:val="clear"/>
+            <w:tcMar>
+              <w:top w:type="dxa" w:w="50"/>
+              <w:left w:type="dxa" w:w="110"/>
+              <w:bottom w:type="dxa" w:w="50"/>
+              <w:right w:type="dxa" w:w="110"/>
+            </w:tcMar>
+          </w:tcPr>
+          <w:p>
+            <w:pPr>
+              <w:spacing w:before="28" w:after="28"/>
+            </w:pPr>
+            <w:r>
+              <w:rPr>
+                <w:sz w:val="15"/>
+                <w:szCs w:val="15"/>
+              </w:rPr>
+              <w:t xml:space="preserve">A sales matter, not a plant one: no plant action</w:t>
             </w:r>
           </w:p>
         </w:tc>
@@ -9494,7 +9432,7 @@
                 <w:sz w:val="16"/>
                 <w:szCs w:val="16"/>
               </w:rPr>
-              <w:t xml:space="preserve">2,000 F   ·   6,000 U   ·   A sales matter, not a plant one: no plant action   ·   Shorten changeovers (Book 2, Chapter 15)   ·   2,000 U</w:t>
+              <w:t xml:space="preserve">2,000 F   ·   production-volume variance   ·   6,000 U   ·   1,000 U   ·   Plan preventive maintenance in the quiet quarter</w:t>
             </w:r>
           </w:p>
         </w:tc>
@@ -9534,7 +9472,7 @@
           <w:sz w:val="19"/>
           <w:szCs w:val="19"/>
         </w:rPr>
-        <w:t xml:space="preserve">Only two of the four led to </w:t>
+        <w:t xml:space="preserve">Only two of the four led to action </w:t>
       </w:r>
       <w:r>
         <w:rPr>
@@ -9566,14 +9504,14 @@
           <w:sz w:val="19"/>
           <w:szCs w:val="19"/>
         </w:rPr>
-        <w:t xml:space="preserve"> inside the plant. </w:t>
-      </w:r>
-      <w:r>
-        <w:rPr>
-          <w:sz w:val="19"/>
-          <w:szCs w:val="19"/>
-        </w:rPr>
-        <w:t xml:space="preserve">The </w:t>
+        <w:t xml:space="preserve"> the plant. </w:t>
+      </w:r>
+      <w:r>
+        <w:rPr>
+          <w:sz w:val="19"/>
+          <w:szCs w:val="19"/>
+        </w:rPr>
+        <w:t xml:space="preserve">The favorable spending variance is kept but </w:t>
       </w:r>
       <w:r>
         <w:rPr>
@@ -9605,7 +9543,7 @@
           <w:sz w:val="19"/>
           <w:szCs w:val="19"/>
         </w:rPr>
-        <w:t xml:space="preserve"> spending variance is kept but watched; the volume variance is passed to the sales </w:t>
+        <w:t xml:space="preserve">; the volume variance is passed to the sales </w:t>
       </w:r>
       <w:r>
         <w:rPr>
@@ -9695,7 +9633,7 @@
                 <w:sz w:val="16"/>
                 <w:szCs w:val="16"/>
               </w:rPr>
-              <w:t xml:space="preserve">favorable   ·   action   ·   discussion   ·   spending</w:t>
+              <w:t xml:space="preserve">watched   ·   inside   ·   discussion   ·   favorable</w:t>
             </w:r>
           </w:p>
         </w:tc>
@@ -10076,7 +10014,7 @@
           <w:sz w:val="19"/>
           <w:szCs w:val="19"/>
         </w:rPr>
-        <w:t xml:space="preserve">Remember that the </w:t>
+        <w:t xml:space="preserve"/>
       </w:r>
       <w:r>
         <w:rPr>
@@ -10094,7 +10032,7 @@
           <w:sz w:val="19"/>
           <w:szCs w:val="19"/>
         </w:rPr>
-        <w:t xml:space="preserve">                   </w:t>
+        <w:t xml:space="preserve">           </w:t>
       </w:r>
       <w:r>
         <w:rPr>
@@ -10108,7 +10046,7 @@
           <w:sz w:val="19"/>
           <w:szCs w:val="19"/>
         </w:rPr>
-        <w:t xml:space="preserve"> variance uses the standard hours allowed, never the hours worked. </w:t>
+        <w:t xml:space="preserve"> that the production-volume variance uses the standard hours allowed, never the hours worked. </w:t>
       </w:r>
     </w:p>
     <w:tbl>
@@ -10166,7 +10104,7 @@
                 <w:sz w:val="16"/>
                 <w:szCs w:val="16"/>
               </w:rPr>
-              <w:t xml:space="preserve">formulas   ·   because   ·   denominator   ·   production-volume</w:t>
+              <w:t xml:space="preserve">formulas   ·   meeting   ·   denominator   ·   Remember</w:t>
             </w:r>
           </w:p>
         </w:tc>
@@ -10751,7 +10689,7 @@
                 <w:sz w:val="16"/>
                 <w:szCs w:val="16"/>
               </w:rPr>
-              <w:t xml:space="preserve">Actual machine hours   ·   Budgeted fixed overhead for the month   ·   Jars produced   ·   Actual variable overhead   ·   Variable overhead efficiency variance</w:t>
+              <w:t xml:space="preserve">Actual machine hours   ·   Budgeted fixed overhead for the month   ·   Jars produced   ·   Actual variable overhead   ·   corrective action</w:t>
             </w:r>
           </w:p>
         </w:tc>
@@ -11020,7 +10958,7 @@
                 <w:sz w:val="16"/>
                 <w:szCs w:val="16"/>
               </w:rPr>
-              <w:t xml:space="preserve">$152,000 − $150,000 = $2,000 unfavorable   ·   Unplanned repair to the filling line</w:t>
+              <w:t xml:space="preserve">$152,000 − $150,000 = $2,000 unfavorable   ·   Budgeted fixed overhead for the month</w:t>
             </w:r>
           </w:p>
         </w:tc>
@@ -11764,7 +11702,7 @@
                 <w:sz w:val="16"/>
                 <w:szCs w:val="16"/>
               </w:rPr>
-              <w:t xml:space="preserve">production-volume</w:t>
+              <w:t xml:space="preserve">Remember</w:t>
             </w:r>
           </w:p>
         </w:tc>
@@ -11867,7 +11805,7 @@
                 <w:sz w:val="16"/>
                 <w:szCs w:val="16"/>
               </w:rPr>
-              <w:t xml:space="preserve">Shorten changeovers (Book 2, Chapter 15)</w:t>
+              <w:t xml:space="preserve">1,000 U</w:t>
             </w:r>
           </w:p>
         </w:tc>
@@ -11935,7 +11873,7 @@
                 <w:sz w:val="16"/>
                 <w:szCs w:val="16"/>
               </w:rPr>
-              <w:t xml:space="preserve">2,000 U</w:t>
+              <w:t xml:space="preserve">Plan preventive maintenance in the quiet quarter</w:t>
             </w:r>
           </w:p>
         </w:tc>
@@ -12003,7 +11941,7 @@
                 <w:sz w:val="16"/>
                 <w:szCs w:val="16"/>
               </w:rPr>
-              <w:t xml:space="preserve">A sales matter, not a plant one: no plant action</w:t>
+              <w:t xml:space="preserve">6,000 U</w:t>
             </w:r>
           </w:p>
         </w:tc>
@@ -12071,7 +12009,7 @@
                 <w:sz w:val="16"/>
                 <w:szCs w:val="16"/>
               </w:rPr>
-              <w:t xml:space="preserve">action</w:t>
+              <w:t xml:space="preserve">inside</w:t>
             </w:r>
           </w:p>
         </w:tc>
@@ -12139,7 +12077,7 @@
                 <w:sz w:val="16"/>
                 <w:szCs w:val="16"/>
               </w:rPr>
-              <w:t xml:space="preserve">favorable</w:t>
+              <w:t xml:space="preserve">watched</w:t>
             </w:r>
           </w:p>
         </w:tc>
